--- a/MANUAL DE IMPLEMENTACION.docx
+++ b/MANUAL DE IMPLEMENTACION.docx
@@ -39,8 +39,6 @@
       <w:pPr>
         <w:spacing w:line="360" w:lineRule="auto"/>
       </w:pPr>
-      <w:bookmarkStart w:id="0" w:name="_GoBack"/>
-      <w:bookmarkEnd w:id="0"/>
     </w:p>
     <w:p>
       <w:pPr>
@@ -62,7 +60,7 @@
         <w:rPr>
           <w:noProof/>
         </w:rPr>
-        <w:t>viernes, 24 de abril de 2026</w:t>
+        <w:t>miércoles, 29 de abril de 2026</w:t>
       </w:r>
       <w:r>
         <w:fldChar w:fldCharType="end"/>
@@ -282,7 +280,7 @@
                     <pic:cNvPicPr/>
                   </pic:nvPicPr>
                   <pic:blipFill>
-                    <a:blip r:embed="rId7">
+                    <a:blip r:embed="rId8">
                       <a:extLst>
                         <a:ext uri="{28A0092B-C50C-407E-A947-70E740481C1C}">
                           <a14:useLocalDpi xmlns:a14="http://schemas.microsoft.com/office/drawing/2010/main" val="0"/>
@@ -338,11 +336,329 @@
         <w:jc w:val="center"/>
       </w:pPr>
     </w:p>
+    <w:p>
+      <w:r>
+        <w:br w:type="page"/>
+      </w:r>
+      <w:bookmarkStart w:id="0" w:name="_GoBack"/>
+      <w:bookmarkEnd w:id="0"/>
+    </w:p>
+    <w:p>
+      <w:pPr>
+        <w:pStyle w:val="Sinespaciado"/>
+        <w:pBdr>
+          <w:top w:val="single" w:sz="4" w:space="31" w:color="auto"/>
+        </w:pBdr>
+        <w:spacing w:line="360" w:lineRule="auto"/>
+        <w:jc w:val="center"/>
+      </w:pPr>
+      <w:r>
+        <w:rPr>
+          <w:noProof/>
+        </w:rPr>
+        <w:lastRenderedPageBreak/>
+        <w:drawing>
+          <wp:inline distT="0" distB="0" distL="0" distR="0" wp14:anchorId="4F1525C2" wp14:editId="795650A6">
+            <wp:extent cx="3181350" cy="3934332"/>
+            <wp:effectExtent l="0" t="0" r="0" b="9525"/>
+            <wp:docPr id="2" name="Imagen 2"/>
+            <wp:cNvGraphicFramePr>
+              <a:graphicFrameLocks xmlns:a="http://schemas.openxmlformats.org/drawingml/2006/main" noChangeAspect="1"/>
+            </wp:cNvGraphicFramePr>
+            <a:graphic xmlns:a="http://schemas.openxmlformats.org/drawingml/2006/main">
+              <a:graphicData uri="http://schemas.openxmlformats.org/drawingml/2006/picture">
+                <pic:pic xmlns:pic="http://schemas.openxmlformats.org/drawingml/2006/picture">
+                  <pic:nvPicPr>
+                    <pic:cNvPr id="1" name=""/>
+                    <pic:cNvPicPr/>
+                  </pic:nvPicPr>
+                  <pic:blipFill rotWithShape="1">
+                    <a:blip r:embed="rId9"/>
+                    <a:srcRect l="54232" t="21687" r="14055" b="8584"/>
+                    <a:stretch/>
+                  </pic:blipFill>
+                  <pic:spPr bwMode="auto">
+                    <a:xfrm>
+                      <a:off x="0" y="0"/>
+                      <a:ext cx="3208926" cy="3968435"/>
+                    </a:xfrm>
+                    <a:prstGeom prst="rect">
+                      <a:avLst/>
+                    </a:prstGeom>
+                    <a:ln>
+                      <a:noFill/>
+                    </a:ln>
+                    <a:extLst>
+                      <a:ext uri="{53640926-AAD7-44D8-BBD7-CCE9431645EC}">
+                        <a14:shadowObscured xmlns:a14="http://schemas.microsoft.com/office/drawing/2010/main"/>
+                      </a:ext>
+                    </a:extLst>
+                  </pic:spPr>
+                </pic:pic>
+              </a:graphicData>
+            </a:graphic>
+          </wp:inline>
+        </w:drawing>
+      </w:r>
+    </w:p>
+    <w:p/>
+    <w:p>
+      <w:pPr>
+        <w:pStyle w:val="Ttulo2"/>
+      </w:pPr>
+      <w:r>
+        <w:tab/>
+      </w:r>
+      <w:r>
+        <w:rPr>
+          <w:rFonts w:ascii="Segoe UI Symbol" w:hAnsi="Segoe UI Symbol" w:cs="Segoe UI Symbol"/>
+        </w:rPr>
+        <w:t>🖥</w:t>
+      </w:r>
+      <w:r>
+        <w:t>️ Pantalla Principal del Sistema</w:t>
+      </w:r>
+    </w:p>
+    <w:p>
+      <w:pPr>
+        <w:pStyle w:val="NormalWeb"/>
+      </w:pPr>
+      <w:r>
+        <w:t xml:space="preserve">La pantalla principal del sistema </w:t>
+      </w:r>
+      <w:r>
+        <w:rPr>
+          <w:rStyle w:val="Textoennegrita"/>
+          <w:rFonts w:eastAsiaTheme="majorEastAsia"/>
+        </w:rPr>
+        <w:t xml:space="preserve">Punto de Venta - </w:t>
+      </w:r>
+      <w:proofErr w:type="spellStart"/>
+      <w:r>
+        <w:rPr>
+          <w:rStyle w:val="Textoennegrita"/>
+          <w:rFonts w:eastAsiaTheme="majorEastAsia"/>
+        </w:rPr>
+        <w:t>DebyAlex</w:t>
+      </w:r>
+      <w:proofErr w:type="spellEnd"/>
+      <w:r>
+        <w:t xml:space="preserve"> es la interfaz inicial que se muestra al iniciar la aplicación. Desde este menú, el usuario puede acceder a los distintos módulos del sistema de manera rápida y sencilla.</w:t>
+      </w:r>
+    </w:p>
+    <w:p>
+      <w:pPr>
+        <w:pStyle w:val="NormalWeb"/>
+      </w:pPr>
+      <w:r>
+        <w:t xml:space="preserve">En la parte superior se visualiza el </w:t>
+      </w:r>
+      <w:r>
+        <w:rPr>
+          <w:rStyle w:val="Textoennegrita"/>
+          <w:rFonts w:eastAsiaTheme="majorEastAsia"/>
+        </w:rPr>
+        <w:t>logotipo del sistema</w:t>
+      </w:r>
+      <w:r>
+        <w:t>, el cual permite identificar la aplicación. Debajo del logo se encuentran los botones principales de navegación, diseñados con un estilo moderno, color violeta y bordes redondeados para facilitar su identificación.</w:t>
+      </w:r>
+    </w:p>
+    <w:p>
+      <w:pPr>
+        <w:pStyle w:val="Ttulo3"/>
+      </w:pPr>
+      <w:r>
+        <w:rPr>
+          <w:rFonts w:ascii="Segoe UI Symbol" w:hAnsi="Segoe UI Symbol" w:cs="Segoe UI Symbol"/>
+        </w:rPr>
+        <w:t>🔘</w:t>
+      </w:r>
+      <w:r>
+        <w:t xml:space="preserve"> Opciones disponibles</w:t>
+      </w:r>
+    </w:p>
+    <w:p>
+      <w:pPr>
+        <w:pStyle w:val="NormalWeb"/>
+      </w:pPr>
+      <w:r>
+        <w:t>La pantalla principal cuenta con los siguientes botones:</w:t>
+      </w:r>
+    </w:p>
+    <w:p>
+      <w:pPr>
+        <w:numPr>
+          <w:ilvl w:val="0"/>
+          <w:numId w:val="1"/>
+        </w:numPr>
+        <w:spacing w:before="100" w:beforeAutospacing="1" w:after="100" w:afterAutospacing="1" w:line="240" w:lineRule="auto"/>
+      </w:pPr>
+      <w:r>
+        <w:rPr>
+          <w:rStyle w:val="Textoennegrita"/>
+        </w:rPr>
+        <w:t>Registro de Productos</w:t>
+      </w:r>
+      <w:r>
+        <w:br/>
+        <w:t xml:space="preserve">Permite acceder al módulo donde se pueden agregar, editar o eliminar productos disponibles para la venta. </w:t>
+      </w:r>
+    </w:p>
+    <w:p>
+      <w:pPr>
+        <w:numPr>
+          <w:ilvl w:val="0"/>
+          <w:numId w:val="1"/>
+        </w:numPr>
+        <w:spacing w:before="100" w:beforeAutospacing="1" w:after="100" w:afterAutospacing="1" w:line="240" w:lineRule="auto"/>
+      </w:pPr>
+      <w:r>
+        <w:rPr>
+          <w:rStyle w:val="Textoennegrita"/>
+        </w:rPr>
+        <w:lastRenderedPageBreak/>
+        <w:t>Registro de Ventas</w:t>
+      </w:r>
+      <w:r>
+        <w:br/>
+        <w:t xml:space="preserve">Dirige al apartado donde se realizan las ventas, registrando los productos seleccionados por el cliente. </w:t>
+      </w:r>
+    </w:p>
+    <w:p>
+      <w:pPr>
+        <w:numPr>
+          <w:ilvl w:val="0"/>
+          <w:numId w:val="1"/>
+        </w:numPr>
+        <w:spacing w:before="100" w:beforeAutospacing="1" w:after="100" w:afterAutospacing="1" w:line="240" w:lineRule="auto"/>
+      </w:pPr>
+      <w:r>
+        <w:rPr>
+          <w:rStyle w:val="Textoennegrita"/>
+        </w:rPr>
+        <w:t>Reportes</w:t>
+      </w:r>
+      <w:r>
+        <w:br/>
+        <w:t xml:space="preserve">Permite consultar información relevante del sistema, como reportes de ventas y registros almacenados. </w:t>
+      </w:r>
+    </w:p>
+    <w:p>
+      <w:pPr>
+        <w:numPr>
+          <w:ilvl w:val="0"/>
+          <w:numId w:val="1"/>
+        </w:numPr>
+        <w:spacing w:before="100" w:beforeAutospacing="1" w:after="100" w:afterAutospacing="1" w:line="240" w:lineRule="auto"/>
+      </w:pPr>
+      <w:r>
+        <w:rPr>
+          <w:rStyle w:val="Textoennegrita"/>
+        </w:rPr>
+        <w:t>Acerca de</w:t>
+      </w:r>
+      <w:r>
+        <w:br/>
+        <w:t xml:space="preserve">Muestra información general del sistema, incluyendo el nombre del proyecto, versión y datos adicionales. </w:t>
+      </w:r>
+    </w:p>
+    <w:p>
+      <w:pPr>
+        <w:pStyle w:val="Ttulo3"/>
+      </w:pPr>
+      <w:r>
+        <w:rPr>
+          <w:rFonts w:ascii="Segoe UI Symbol" w:hAnsi="Segoe UI Symbol" w:cs="Segoe UI Symbol"/>
+        </w:rPr>
+        <w:t>🎨</w:t>
+      </w:r>
+      <w:r>
+        <w:t xml:space="preserve"> Características de la interfaz</w:t>
+      </w:r>
+    </w:p>
+    <w:p>
+      <w:pPr>
+        <w:numPr>
+          <w:ilvl w:val="0"/>
+          <w:numId w:val="2"/>
+        </w:numPr>
+        <w:spacing w:before="100" w:beforeAutospacing="1" w:after="100" w:afterAutospacing="1" w:line="240" w:lineRule="auto"/>
+      </w:pPr>
+      <w:r>
+        <w:t xml:space="preserve">Diseño con fondo oscuro para mejor visualización. </w:t>
+      </w:r>
+    </w:p>
+    <w:p>
+      <w:pPr>
+        <w:numPr>
+          <w:ilvl w:val="0"/>
+          <w:numId w:val="2"/>
+        </w:numPr>
+        <w:spacing w:before="100" w:beforeAutospacing="1" w:after="100" w:afterAutospacing="1" w:line="240" w:lineRule="auto"/>
+      </w:pPr>
+      <w:r>
+        <w:t xml:space="preserve">Botones de color violeta con efecto interactivo al pasar el cursor. </w:t>
+      </w:r>
+    </w:p>
+    <w:p>
+      <w:pPr>
+        <w:numPr>
+          <w:ilvl w:val="0"/>
+          <w:numId w:val="2"/>
+        </w:numPr>
+        <w:spacing w:before="100" w:beforeAutospacing="1" w:after="100" w:afterAutospacing="1" w:line="240" w:lineRule="auto"/>
+      </w:pPr>
+      <w:r>
+        <w:t xml:space="preserve">Tipografía clara y legible con tamaño de 12 puntos. </w:t>
+      </w:r>
+    </w:p>
+    <w:p>
+      <w:pPr>
+        <w:numPr>
+          <w:ilvl w:val="0"/>
+          <w:numId w:val="2"/>
+        </w:numPr>
+        <w:spacing w:before="100" w:beforeAutospacing="1" w:after="100" w:afterAutospacing="1" w:line="240" w:lineRule="auto"/>
+      </w:pPr>
+      <w:r>
+        <w:t xml:space="preserve">Distribución vertical centrada para facilitar la navegación. </w:t>
+      </w:r>
+    </w:p>
+    <w:p>
+      <w:pPr>
+        <w:pStyle w:val="Ttulo3"/>
+      </w:pPr>
+      <w:r>
+        <w:rPr>
+          <w:rFonts w:ascii="Cambria Math" w:hAnsi="Cambria Math" w:cs="Cambria Math"/>
+        </w:rPr>
+        <w:t>▶</w:t>
+      </w:r>
+      <w:r>
+        <w:t>️ Uso básico</w:t>
+      </w:r>
+    </w:p>
+    <w:p>
+      <w:pPr>
+        <w:pStyle w:val="NormalWeb"/>
+      </w:pPr>
+      <w:r>
+        <w:t>Para utilizar el sistema, el usuario únicamente debe hacer clic sobre el botón correspondiente al módulo que desea abrir. Cada opción desplegará una nueva ventana o funcionalidad específica.</w:t>
+      </w:r>
+    </w:p>
+    <w:p>
+      <w:pPr>
+        <w:tabs>
+          <w:tab w:val="left" w:pos="1920"/>
+        </w:tabs>
+      </w:pPr>
+    </w:p>
     <w:sectPr>
-      <w:headerReference w:type="even" r:id="rId8"/>
-      <w:headerReference w:type="default" r:id="rId9"/>
-      <w:footerReference w:type="default" r:id="rId10"/>
-      <w:headerReference w:type="first" r:id="rId11"/>
+      <w:headerReference w:type="even" r:id="rId10"/>
+      <w:headerReference w:type="default" r:id="rId11"/>
+      <w:footerReference w:type="default" r:id="rId12"/>
+      <w:headerReference w:type="first" r:id="rId13"/>
       <w:pgSz w:w="12240" w:h="15840"/>
       <w:pgMar w:top="1417" w:right="1701" w:bottom="1417" w:left="1701" w:header="708" w:footer="708" w:gutter="0"/>
       <w:cols w:space="708"/>
@@ -480,7 +796,7 @@
               <w:color w:val="FFFFFF" w:themeColor="background1"/>
               <w:lang w:val="es-ES"/>
             </w:rPr>
-            <w:t>3</w:t>
+            <w:t>5</w:t>
           </w:r>
           <w:r>
             <w:rPr>
@@ -751,6 +1067,315 @@
     </w:r>
   </w:p>
 </w:hdr>
+</file>
+
+<file path=word/numbering.xml><?xml version="1.0" encoding="utf-8"?>
+<w:numbering xmlns:wpc="http://schemas.microsoft.com/office/word/2010/wordprocessingCanvas" xmlns:cx="http://schemas.microsoft.com/office/drawing/2014/chartex" xmlns:mc="http://schemas.openxmlformats.org/markup-compatibility/2006" xmlns:o="urn:schemas-microsoft-com:office:office" xmlns:r="http://schemas.openxmlformats.org/officeDocument/2006/relationships" xmlns:m="http://schemas.openxmlformats.org/officeDocument/2006/math" xmlns:v="urn:schemas-microsoft-com:vml" xmlns:wp14="http://schemas.microsoft.com/office/word/2010/wordprocessingDrawing" xmlns:wp="http://schemas.openxmlformats.org/drawingml/2006/wordprocessingDrawing" xmlns:w10="urn:schemas-microsoft-com:office:word" xmlns:w="http://schemas.openxmlformats.org/wordprocessingml/2006/main" xmlns:w14="http://schemas.microsoft.com/office/word/2010/wordml" xmlns:w15="http://schemas.microsoft.com/office/word/2012/wordml" xmlns:w16se="http://schemas.microsoft.com/office/word/2015/wordml/symex" xmlns:wpg="http://schemas.microsoft.com/office/word/2010/wordprocessingGroup" xmlns:wpi="http://schemas.microsoft.com/office/word/2010/wordprocessingInk" xmlns:wne="http://schemas.microsoft.com/office/word/2006/wordml" xmlns:wps="http://schemas.microsoft.com/office/word/2010/wordprocessingShape" mc:Ignorable="w14 w15 w16se wp14">
+  <w:abstractNum w:abstractNumId="0" w15:restartNumberingAfterBreak="0">
+    <w:nsid w:val="0A6856F6"/>
+    <w:multiLevelType w:val="multilevel"/>
+    <w:tmpl w:val="DDF214D2"/>
+    <w:lvl w:ilvl="0">
+      <w:start w:val="1"/>
+      <w:numFmt w:val="bullet"/>
+      <w:lvlText w:val=""/>
+      <w:lvlJc w:val="left"/>
+      <w:pPr>
+        <w:tabs>
+          <w:tab w:val="num" w:pos="720"/>
+        </w:tabs>
+        <w:ind w:left="720" w:hanging="360"/>
+      </w:pPr>
+      <w:rPr>
+        <w:rFonts w:ascii="Symbol" w:hAnsi="Symbol" w:hint="default"/>
+        <w:sz w:val="20"/>
+      </w:rPr>
+    </w:lvl>
+    <w:lvl w:ilvl="1" w:tentative="1">
+      <w:start w:val="1"/>
+      <w:numFmt w:val="bullet"/>
+      <w:lvlText w:val="o"/>
+      <w:lvlJc w:val="left"/>
+      <w:pPr>
+        <w:tabs>
+          <w:tab w:val="num" w:pos="1440"/>
+        </w:tabs>
+        <w:ind w:left="1440" w:hanging="360"/>
+      </w:pPr>
+      <w:rPr>
+        <w:rFonts w:ascii="Courier New" w:hAnsi="Courier New" w:hint="default"/>
+        <w:sz w:val="20"/>
+      </w:rPr>
+    </w:lvl>
+    <w:lvl w:ilvl="2" w:tentative="1">
+      <w:start w:val="1"/>
+      <w:numFmt w:val="bullet"/>
+      <w:lvlText w:val=""/>
+      <w:lvlJc w:val="left"/>
+      <w:pPr>
+        <w:tabs>
+          <w:tab w:val="num" w:pos="2160"/>
+        </w:tabs>
+        <w:ind w:left="2160" w:hanging="360"/>
+      </w:pPr>
+      <w:rPr>
+        <w:rFonts w:ascii="Wingdings" w:hAnsi="Wingdings" w:hint="default"/>
+        <w:sz w:val="20"/>
+      </w:rPr>
+    </w:lvl>
+    <w:lvl w:ilvl="3" w:tentative="1">
+      <w:start w:val="1"/>
+      <w:numFmt w:val="bullet"/>
+      <w:lvlText w:val=""/>
+      <w:lvlJc w:val="left"/>
+      <w:pPr>
+        <w:tabs>
+          <w:tab w:val="num" w:pos="2880"/>
+        </w:tabs>
+        <w:ind w:left="2880" w:hanging="360"/>
+      </w:pPr>
+      <w:rPr>
+        <w:rFonts w:ascii="Wingdings" w:hAnsi="Wingdings" w:hint="default"/>
+        <w:sz w:val="20"/>
+      </w:rPr>
+    </w:lvl>
+    <w:lvl w:ilvl="4" w:tentative="1">
+      <w:start w:val="1"/>
+      <w:numFmt w:val="bullet"/>
+      <w:lvlText w:val=""/>
+      <w:lvlJc w:val="left"/>
+      <w:pPr>
+        <w:tabs>
+          <w:tab w:val="num" w:pos="3600"/>
+        </w:tabs>
+        <w:ind w:left="3600" w:hanging="360"/>
+      </w:pPr>
+      <w:rPr>
+        <w:rFonts w:ascii="Wingdings" w:hAnsi="Wingdings" w:hint="default"/>
+        <w:sz w:val="20"/>
+      </w:rPr>
+    </w:lvl>
+    <w:lvl w:ilvl="5" w:tentative="1">
+      <w:start w:val="1"/>
+      <w:numFmt w:val="bullet"/>
+      <w:lvlText w:val=""/>
+      <w:lvlJc w:val="left"/>
+      <w:pPr>
+        <w:tabs>
+          <w:tab w:val="num" w:pos="4320"/>
+        </w:tabs>
+        <w:ind w:left="4320" w:hanging="360"/>
+      </w:pPr>
+      <w:rPr>
+        <w:rFonts w:ascii="Wingdings" w:hAnsi="Wingdings" w:hint="default"/>
+        <w:sz w:val="20"/>
+      </w:rPr>
+    </w:lvl>
+    <w:lvl w:ilvl="6" w:tentative="1">
+      <w:start w:val="1"/>
+      <w:numFmt w:val="bullet"/>
+      <w:lvlText w:val=""/>
+      <w:lvlJc w:val="left"/>
+      <w:pPr>
+        <w:tabs>
+          <w:tab w:val="num" w:pos="5040"/>
+        </w:tabs>
+        <w:ind w:left="5040" w:hanging="360"/>
+      </w:pPr>
+      <w:rPr>
+        <w:rFonts w:ascii="Wingdings" w:hAnsi="Wingdings" w:hint="default"/>
+        <w:sz w:val="20"/>
+      </w:rPr>
+    </w:lvl>
+    <w:lvl w:ilvl="7" w:tentative="1">
+      <w:start w:val="1"/>
+      <w:numFmt w:val="bullet"/>
+      <w:lvlText w:val=""/>
+      <w:lvlJc w:val="left"/>
+      <w:pPr>
+        <w:tabs>
+          <w:tab w:val="num" w:pos="5760"/>
+        </w:tabs>
+        <w:ind w:left="5760" w:hanging="360"/>
+      </w:pPr>
+      <w:rPr>
+        <w:rFonts w:ascii="Wingdings" w:hAnsi="Wingdings" w:hint="default"/>
+        <w:sz w:val="20"/>
+      </w:rPr>
+    </w:lvl>
+    <w:lvl w:ilvl="8" w:tentative="1">
+      <w:start w:val="1"/>
+      <w:numFmt w:val="bullet"/>
+      <w:lvlText w:val=""/>
+      <w:lvlJc w:val="left"/>
+      <w:pPr>
+        <w:tabs>
+          <w:tab w:val="num" w:pos="6480"/>
+        </w:tabs>
+        <w:ind w:left="6480" w:hanging="360"/>
+      </w:pPr>
+      <w:rPr>
+        <w:rFonts w:ascii="Wingdings" w:hAnsi="Wingdings" w:hint="default"/>
+        <w:sz w:val="20"/>
+      </w:rPr>
+    </w:lvl>
+  </w:abstractNum>
+  <w:abstractNum w:abstractNumId="1" w15:restartNumberingAfterBreak="0">
+    <w:nsid w:val="681C42F5"/>
+    <w:multiLevelType w:val="multilevel"/>
+    <w:tmpl w:val="02C6AFFE"/>
+    <w:lvl w:ilvl="0">
+      <w:start w:val="1"/>
+      <w:numFmt w:val="bullet"/>
+      <w:lvlText w:val=""/>
+      <w:lvlJc w:val="left"/>
+      <w:pPr>
+        <w:tabs>
+          <w:tab w:val="num" w:pos="720"/>
+        </w:tabs>
+        <w:ind w:left="720" w:hanging="360"/>
+      </w:pPr>
+      <w:rPr>
+        <w:rFonts w:ascii="Symbol" w:hAnsi="Symbol" w:hint="default"/>
+        <w:sz w:val="20"/>
+      </w:rPr>
+    </w:lvl>
+    <w:lvl w:ilvl="1" w:tentative="1">
+      <w:start w:val="1"/>
+      <w:numFmt w:val="bullet"/>
+      <w:lvlText w:val="o"/>
+      <w:lvlJc w:val="left"/>
+      <w:pPr>
+        <w:tabs>
+          <w:tab w:val="num" w:pos="1440"/>
+        </w:tabs>
+        <w:ind w:left="1440" w:hanging="360"/>
+      </w:pPr>
+      <w:rPr>
+        <w:rFonts w:ascii="Courier New" w:hAnsi="Courier New" w:hint="default"/>
+        <w:sz w:val="20"/>
+      </w:rPr>
+    </w:lvl>
+    <w:lvl w:ilvl="2" w:tentative="1">
+      <w:start w:val="1"/>
+      <w:numFmt w:val="bullet"/>
+      <w:lvlText w:val=""/>
+      <w:lvlJc w:val="left"/>
+      <w:pPr>
+        <w:tabs>
+          <w:tab w:val="num" w:pos="2160"/>
+        </w:tabs>
+        <w:ind w:left="2160" w:hanging="360"/>
+      </w:pPr>
+      <w:rPr>
+        <w:rFonts w:ascii="Wingdings" w:hAnsi="Wingdings" w:hint="default"/>
+        <w:sz w:val="20"/>
+      </w:rPr>
+    </w:lvl>
+    <w:lvl w:ilvl="3" w:tentative="1">
+      <w:start w:val="1"/>
+      <w:numFmt w:val="bullet"/>
+      <w:lvlText w:val=""/>
+      <w:lvlJc w:val="left"/>
+      <w:pPr>
+        <w:tabs>
+          <w:tab w:val="num" w:pos="2880"/>
+        </w:tabs>
+        <w:ind w:left="2880" w:hanging="360"/>
+      </w:pPr>
+      <w:rPr>
+        <w:rFonts w:ascii="Wingdings" w:hAnsi="Wingdings" w:hint="default"/>
+        <w:sz w:val="20"/>
+      </w:rPr>
+    </w:lvl>
+    <w:lvl w:ilvl="4" w:tentative="1">
+      <w:start w:val="1"/>
+      <w:numFmt w:val="bullet"/>
+      <w:lvlText w:val=""/>
+      <w:lvlJc w:val="left"/>
+      <w:pPr>
+        <w:tabs>
+          <w:tab w:val="num" w:pos="3600"/>
+        </w:tabs>
+        <w:ind w:left="3600" w:hanging="360"/>
+      </w:pPr>
+      <w:rPr>
+        <w:rFonts w:ascii="Wingdings" w:hAnsi="Wingdings" w:hint="default"/>
+        <w:sz w:val="20"/>
+      </w:rPr>
+    </w:lvl>
+    <w:lvl w:ilvl="5" w:tentative="1">
+      <w:start w:val="1"/>
+      <w:numFmt w:val="bullet"/>
+      <w:lvlText w:val=""/>
+      <w:lvlJc w:val="left"/>
+      <w:pPr>
+        <w:tabs>
+          <w:tab w:val="num" w:pos="4320"/>
+        </w:tabs>
+        <w:ind w:left="4320" w:hanging="360"/>
+      </w:pPr>
+      <w:rPr>
+        <w:rFonts w:ascii="Wingdings" w:hAnsi="Wingdings" w:hint="default"/>
+        <w:sz w:val="20"/>
+      </w:rPr>
+    </w:lvl>
+    <w:lvl w:ilvl="6" w:tentative="1">
+      <w:start w:val="1"/>
+      <w:numFmt w:val="bullet"/>
+      <w:lvlText w:val=""/>
+      <w:lvlJc w:val="left"/>
+      <w:pPr>
+        <w:tabs>
+          <w:tab w:val="num" w:pos="5040"/>
+        </w:tabs>
+        <w:ind w:left="5040" w:hanging="360"/>
+      </w:pPr>
+      <w:rPr>
+        <w:rFonts w:ascii="Wingdings" w:hAnsi="Wingdings" w:hint="default"/>
+        <w:sz w:val="20"/>
+      </w:rPr>
+    </w:lvl>
+    <w:lvl w:ilvl="7" w:tentative="1">
+      <w:start w:val="1"/>
+      <w:numFmt w:val="bullet"/>
+      <w:lvlText w:val=""/>
+      <w:lvlJc w:val="left"/>
+      <w:pPr>
+        <w:tabs>
+          <w:tab w:val="num" w:pos="5760"/>
+        </w:tabs>
+        <w:ind w:left="5760" w:hanging="360"/>
+      </w:pPr>
+      <w:rPr>
+        <w:rFonts w:ascii="Wingdings" w:hAnsi="Wingdings" w:hint="default"/>
+        <w:sz w:val="20"/>
+      </w:rPr>
+    </w:lvl>
+    <w:lvl w:ilvl="8" w:tentative="1">
+      <w:start w:val="1"/>
+      <w:numFmt w:val="bullet"/>
+      <w:lvlText w:val=""/>
+      <w:lvlJc w:val="left"/>
+      <w:pPr>
+        <w:tabs>
+          <w:tab w:val="num" w:pos="6480"/>
+        </w:tabs>
+        <w:ind w:left="6480" w:hanging="360"/>
+      </w:pPr>
+      <w:rPr>
+        <w:rFonts w:ascii="Wingdings" w:hAnsi="Wingdings" w:hint="default"/>
+        <w:sz w:val="20"/>
+      </w:rPr>
+    </w:lvl>
+  </w:abstractNum>
+  <w:num w:numId="1">
+    <w:abstractNumId w:val="1"/>
+  </w:num>
+  <w:num w:numId="2">
+    <w:abstractNumId w:val="0"/>
+  </w:num>
+</w:numbering>
 </file>
 
 <file path=word/styles.xml><?xml version="1.0" encoding="utf-8"?>
@@ -1190,6 +1815,29 @@
       <w:szCs w:val="26"/>
     </w:rPr>
   </w:style>
+  <w:style w:type="paragraph" w:styleId="Ttulo3">
+    <w:name w:val="heading 3"/>
+    <w:basedOn w:val="Normal"/>
+    <w:next w:val="Normal"/>
+    <w:link w:val="Ttulo3Car"/>
+    <w:uiPriority w:val="9"/>
+    <w:semiHidden/>
+    <w:unhideWhenUsed/>
+    <w:qFormat/>
+    <w:rsid w:val="00B138AC"/>
+    <w:pPr>
+      <w:keepNext/>
+      <w:keepLines/>
+      <w:spacing w:before="40" w:after="0"/>
+      <w:outlineLvl w:val="2"/>
+    </w:pPr>
+    <w:rPr>
+      <w:rFonts w:asciiTheme="majorHAnsi" w:eastAsiaTheme="majorEastAsia" w:hAnsiTheme="majorHAnsi" w:cstheme="majorBidi"/>
+      <w:color w:val="1F4D78" w:themeColor="accent1" w:themeShade="7F"/>
+      <w:sz w:val="24"/>
+      <w:szCs w:val="24"/>
+    </w:rPr>
+  </w:style>
   <w:style w:type="character" w:default="1" w:styleId="Fuentedeprrafopredeter">
     <w:name w:val="Default Paragraph Font"/>
     <w:uiPriority w:val="1"/>
@@ -1330,6 +1978,48 @@
       <w:szCs w:val="26"/>
     </w:rPr>
   </w:style>
+  <w:style w:type="character" w:customStyle="1" w:styleId="Ttulo3Car">
+    <w:name w:val="Título 3 Car"/>
+    <w:basedOn w:val="Fuentedeprrafopredeter"/>
+    <w:link w:val="Ttulo3"/>
+    <w:uiPriority w:val="9"/>
+    <w:semiHidden/>
+    <w:rsid w:val="00B138AC"/>
+    <w:rPr>
+      <w:rFonts w:asciiTheme="majorHAnsi" w:eastAsiaTheme="majorEastAsia" w:hAnsiTheme="majorHAnsi" w:cstheme="majorBidi"/>
+      <w:color w:val="1F4D78" w:themeColor="accent1" w:themeShade="7F"/>
+      <w:sz w:val="24"/>
+      <w:szCs w:val="24"/>
+    </w:rPr>
+  </w:style>
+  <w:style w:type="paragraph" w:styleId="NormalWeb">
+    <w:name w:val="Normal (Web)"/>
+    <w:basedOn w:val="Normal"/>
+    <w:uiPriority w:val="99"/>
+    <w:semiHidden/>
+    <w:unhideWhenUsed/>
+    <w:rsid w:val="00B138AC"/>
+    <w:pPr>
+      <w:spacing w:before="100" w:beforeAutospacing="1" w:after="100" w:afterAutospacing="1" w:line="240" w:lineRule="auto"/>
+    </w:pPr>
+    <w:rPr>
+      <w:rFonts w:ascii="Times New Roman" w:eastAsia="Times New Roman" w:hAnsi="Times New Roman" w:cs="Times New Roman"/>
+      <w:sz w:val="24"/>
+      <w:szCs w:val="24"/>
+      <w:lang w:eastAsia="ja-JP"/>
+    </w:rPr>
+  </w:style>
+  <w:style w:type="character" w:styleId="Textoennegrita">
+    <w:name w:val="Strong"/>
+    <w:basedOn w:val="Fuentedeprrafopredeter"/>
+    <w:uiPriority w:val="22"/>
+    <w:qFormat/>
+    <w:rsid w:val="00B138AC"/>
+    <w:rPr>
+      <w:b/>
+      <w:bCs/>
+    </w:rPr>
+  </w:style>
 </w:styles>
 </file>
 
@@ -1404,19 +2094,40 @@
 
 <file path=word/glossary/fontTable.xml><?xml version="1.0" encoding="utf-8"?>
 <w:fonts xmlns:mc="http://schemas.openxmlformats.org/markup-compatibility/2006" xmlns:r="http://schemas.openxmlformats.org/officeDocument/2006/relationships" xmlns:w="http://schemas.openxmlformats.org/wordprocessingml/2006/main" xmlns:w14="http://schemas.microsoft.com/office/word/2010/wordml" xmlns:w15="http://schemas.microsoft.com/office/word/2012/wordml" xmlns:w16se="http://schemas.microsoft.com/office/word/2015/wordml/symex" mc:Ignorable="w14 w15 w16se">
+  <w:font w:name="Symbol">
+    <w:panose1 w:val="05050102010706020507"/>
+    <w:charset w:val="02"/>
+    <w:family w:val="roman"/>
+    <w:pitch w:val="variable"/>
+    <w:sig w:usb0="00000000" w:usb1="10000000" w:usb2="00000000" w:usb3="00000000" w:csb0="80000000" w:csb1="00000000"/>
+  </w:font>
+  <w:font w:name="Times New Roman">
+    <w:panose1 w:val="02020603050405020304"/>
+    <w:charset w:val="00"/>
+    <w:family w:val="roman"/>
+    <w:pitch w:val="variable"/>
+    <w:sig w:usb0="E0002AFF" w:usb1="C0007843" w:usb2="00000009" w:usb3="00000000" w:csb0="000001FF" w:csb1="00000000"/>
+  </w:font>
+  <w:font w:name="Courier New">
+    <w:panose1 w:val="02070309020205020404"/>
+    <w:charset w:val="00"/>
+    <w:family w:val="modern"/>
+    <w:pitch w:val="fixed"/>
+    <w:sig w:usb0="E0002EFF" w:usb1="C0007843" w:usb2="00000009" w:usb3="00000000" w:csb0="000001FF" w:csb1="00000000"/>
+  </w:font>
+  <w:font w:name="Wingdings">
+    <w:panose1 w:val="05000000000000000000"/>
+    <w:charset w:val="02"/>
+    <w:family w:val="auto"/>
+    <w:pitch w:val="variable"/>
+    <w:sig w:usb0="00000000" w:usb1="10000000" w:usb2="00000000" w:usb3="00000000" w:csb0="80000000" w:csb1="00000000"/>
+  </w:font>
   <w:font w:name="Calibri">
     <w:panose1 w:val="020F0502020204030204"/>
     <w:charset w:val="00"/>
     <w:family w:val="swiss"/>
     <w:pitch w:val="variable"/>
     <w:sig w:usb0="E0002AFF" w:usb1="4000ACFF" w:usb2="00000001" w:usb3="00000000" w:csb0="000001FF" w:csb1="00000000"/>
-  </w:font>
-  <w:font w:name="Times New Roman">
-    <w:panose1 w:val="02020603050405020304"/>
-    <w:charset w:val="00"/>
-    <w:family w:val="roman"/>
-    <w:pitch w:val="variable"/>
-    <w:sig w:usb0="E0002AFF" w:usb1="C0007841" w:usb2="00000009" w:usb3="00000000" w:csb0="000001FF" w:csb1="00000000"/>
   </w:font>
   <w:font w:name="Calibri Light">
     <w:panose1 w:val="020F0302020204030204"/>
@@ -1432,6 +2143,20 @@
     <w:family w:val="swiss"/>
     <w:pitch w:val="variable"/>
     <w:sig w:usb0="E00002FF" w:usb1="2AC7FDFF" w:usb2="00000016" w:usb3="00000000" w:csb0="0002009F" w:csb1="00000000"/>
+  </w:font>
+  <w:font w:name="Segoe UI Symbol">
+    <w:panose1 w:val="020B0502040204020203"/>
+    <w:charset w:val="00"/>
+    <w:family w:val="swiss"/>
+    <w:pitch w:val="variable"/>
+    <w:sig w:usb0="800001E3" w:usb1="1200FFEF" w:usb2="00040000" w:usb3="00000000" w:csb0="00000001" w:csb1="00000000"/>
+  </w:font>
+  <w:font w:name="Cambria Math">
+    <w:panose1 w:val="02040503050406030204"/>
+    <w:charset w:val="00"/>
+    <w:family w:val="roman"/>
+    <w:pitch w:val="variable"/>
+    <w:sig w:usb0="E00006FF" w:usb1="420024FF" w:usb2="02000000" w:usb3="00000000" w:csb0="0000019F" w:csb1="00000000"/>
   </w:font>
   <w:font w:name="Yu Mincho">
     <w:altName w:val="游明朝"/>
@@ -1460,6 +2185,7 @@
   </w:compat>
   <w:rsids>
     <w:rsidRoot w:val="0028048A"/>
+    <w:rsid w:val="00004207"/>
     <w:rsid w:val="0028048A"/>
     <w:rsid w:val="002C5C2B"/>
     <w:rsid w:val="005D4E07"/>
@@ -2198,7 +2924,7 @@
 </file>
 
 <file path=customXml/itemProps1.xml><?xml version="1.0" encoding="utf-8"?>
-<ds:datastoreItem xmlns:ds="http://schemas.openxmlformats.org/officeDocument/2006/customXml" ds:itemID="{1F7B3412-47B0-40CD-A103-63DD70DA3142}">
+<ds:datastoreItem xmlns:ds="http://schemas.openxmlformats.org/officeDocument/2006/customXml" ds:itemID="{02635D6B-D774-4972-88FF-0C19ABBFD61A}">
   <ds:schemaRefs>
     <ds:schemaRef ds:uri="http://schemas.openxmlformats.org/officeDocument/2006/bibliography"/>
   </ds:schemaRefs>

--- a/MANUAL DE IMPLEMENTACION.docx
+++ b/MANUAL DE IMPLEMENTACION.docx
@@ -1,6 +1,6 @@
 
 <file path=word/document.xml><?xml version="1.0" encoding="utf-8"?>
-<w:document xmlns:wpc="http://schemas.microsoft.com/office/word/2010/wordprocessingCanvas" xmlns:cx="http://schemas.microsoft.com/office/drawing/2014/chartex" xmlns:mc="http://schemas.openxmlformats.org/markup-compatibility/2006" xmlns:o="urn:schemas-microsoft-com:office:office" xmlns:r="http://schemas.openxmlformats.org/officeDocument/2006/relationships" xmlns:m="http://schemas.openxmlformats.org/officeDocument/2006/math" xmlns:v="urn:schemas-microsoft-com:vml" xmlns:wp14="http://schemas.microsoft.com/office/word/2010/wordprocessingDrawing" xmlns:wp="http://schemas.openxmlformats.org/drawingml/2006/wordprocessingDrawing" xmlns:w10="urn:schemas-microsoft-com:office:word" xmlns:w="http://schemas.openxmlformats.org/wordprocessingml/2006/main" xmlns:w14="http://schemas.microsoft.com/office/word/2010/wordml" xmlns:w15="http://schemas.microsoft.com/office/word/2012/wordml" xmlns:w16se="http://schemas.microsoft.com/office/word/2015/wordml/symex" xmlns:wpg="http://schemas.microsoft.com/office/word/2010/wordprocessingGroup" xmlns:wpi="http://schemas.microsoft.com/office/word/2010/wordprocessingInk" xmlns:wne="http://schemas.microsoft.com/office/word/2006/wordml" xmlns:wps="http://schemas.microsoft.com/office/word/2010/wordprocessingShape" mc:Ignorable="w14 w15 w16se wp14">
+<w:document xmlns:wpc="http://schemas.microsoft.com/office/word/2010/wordprocessingCanvas" xmlns:cx="http://schemas.microsoft.com/office/drawing/2014/chartex" xmlns:cx1="http://schemas.microsoft.com/office/drawing/2015/9/8/chartex" xmlns:cx2="http://schemas.microsoft.com/office/drawing/2015/10/21/chartex" xmlns:cx3="http://schemas.microsoft.com/office/drawing/2016/5/9/chartex" xmlns:cx4="http://schemas.microsoft.com/office/drawing/2016/5/10/chartex" xmlns:cx5="http://schemas.microsoft.com/office/drawing/2016/5/11/chartex" xmlns:cx6="http://schemas.microsoft.com/office/drawing/2016/5/12/chartex" xmlns:cx7="http://schemas.microsoft.com/office/drawing/2016/5/13/chartex" xmlns:cx8="http://schemas.microsoft.com/office/drawing/2016/5/14/chartex" xmlns:mc="http://schemas.openxmlformats.org/markup-compatibility/2006" xmlns:aink="http://schemas.microsoft.com/office/drawing/2016/ink" xmlns:am3d="http://schemas.microsoft.com/office/drawing/2017/model3d" xmlns:o="urn:schemas-microsoft-com:office:office" xmlns:oel="http://schemas.microsoft.com/office/2019/extlst" xmlns:r="http://schemas.openxmlformats.org/officeDocument/2006/relationships" xmlns:m="http://schemas.openxmlformats.org/officeDocument/2006/math" xmlns:v="urn:schemas-microsoft-com:vml" xmlns:wp14="http://schemas.microsoft.com/office/word/2010/wordprocessingDrawing" xmlns:wp="http://schemas.openxmlformats.org/drawingml/2006/wordprocessingDrawing" xmlns:w10="urn:schemas-microsoft-com:office:word" xmlns:w="http://schemas.openxmlformats.org/wordprocessingml/2006/main" xmlns:w14="http://schemas.microsoft.com/office/word/2010/wordml" xmlns:w15="http://schemas.microsoft.com/office/word/2012/wordml" xmlns:w16cex="http://schemas.microsoft.com/office/word/2018/wordml/cex" xmlns:w16cid="http://schemas.microsoft.com/office/word/2016/wordml/cid" xmlns:w16="http://schemas.microsoft.com/office/word/2018/wordml" xmlns:w16du="http://schemas.microsoft.com/office/word/2023/wordml/word16du" xmlns:w16sdtdh="http://schemas.microsoft.com/office/word/2020/wordml/sdtdatahash" xmlns:w16sdtfl="http://schemas.microsoft.com/office/word/2024/wordml/sdtformatlock" xmlns:w16se="http://schemas.microsoft.com/office/word/2015/wordml/symex" xmlns:wpg="http://schemas.microsoft.com/office/word/2010/wordprocessingGroup" xmlns:wpi="http://schemas.microsoft.com/office/word/2010/wordprocessingInk" xmlns:wne="http://schemas.microsoft.com/office/word/2006/wordml" xmlns:wps="http://schemas.microsoft.com/office/word/2010/wordprocessingShape" mc:Ignorable="w14 w15 w16se w16cid w16 w16cex w16sdtdh w16sdtfl w16du wp14">
   <w:body>
     <w:p>
       <w:pPr>
@@ -33,6 +33,9 @@
       </w:pPr>
       <w:r>
         <w:t>CREADO: POR: Alexander Rodríguez</w:t>
+      </w:r>
+      <w:r>
+        <w:t xml:space="preserve">, Débora Martínez </w:t>
       </w:r>
     </w:p>
     <w:p>
@@ -60,7 +63,7 @@
         <w:rPr>
           <w:noProof/>
         </w:rPr>
-        <w:t>miércoles, 29 de abril de 2026</w:t>
+        <w:t>jueves, 30 de abril de 2026</w:t>
       </w:r>
       <w:r>
         <w:fldChar w:fldCharType="end"/>
@@ -158,28 +161,37 @@
     <w:p>
       <w:pPr>
         <w:spacing w:line="360" w:lineRule="auto"/>
+        <w:jc w:val="both"/>
       </w:pPr>
     </w:p>
     <w:p>
       <w:pPr>
         <w:pStyle w:val="Ttulo2"/>
         <w:spacing w:line="360" w:lineRule="auto"/>
-      </w:pPr>
-      <w:r>
-        <w:t>BIENBENIDA</w:t>
-      </w:r>
-    </w:p>
-    <w:p>
-      <w:pPr>
-        <w:spacing w:line="360" w:lineRule="auto"/>
-      </w:pPr>
-    </w:p>
-    <w:p>
-      <w:pPr>
-        <w:spacing w:line="360" w:lineRule="auto"/>
         <w:jc w:val="both"/>
       </w:pPr>
       <w:r>
+        <w:t>BIEN</w:t>
+      </w:r>
+      <w:r>
+        <w:t>V</w:t>
+      </w:r>
+      <w:r>
+        <w:t>ENIDA</w:t>
+      </w:r>
+    </w:p>
+    <w:p>
+      <w:pPr>
+        <w:spacing w:line="360" w:lineRule="auto"/>
+        <w:jc w:val="both"/>
+      </w:pPr>
+    </w:p>
+    <w:p>
+      <w:pPr>
+        <w:spacing w:line="360" w:lineRule="auto"/>
+        <w:jc w:val="both"/>
+      </w:pPr>
+      <w:r>
         <w:t xml:space="preserve">ESTE ES EL MANUAL DE USUARIO CON SOPORTE TECNICO DEL PUNTO DE VENTA CREADO CREADO EN PYTHON.A TRAVES DE ESTE DOCUMENTO SE MUESTRAN LAS DIFERENTES PANTALLAS DEL </w:t>
       </w:r>
       <w:r>
@@ -222,6 +234,7 @@
     <w:p>
       <w:pPr>
         <w:pStyle w:val="Ttulo2"/>
+        <w:jc w:val="both"/>
       </w:pPr>
       <w:r>
         <w:t>SOBRE ESTE SOFTWARE</w:t>
@@ -230,6 +243,7 @@
     <w:p>
       <w:pPr>
         <w:spacing w:line="360" w:lineRule="auto"/>
+        <w:jc w:val="both"/>
       </w:pPr>
       <w:r>
         <w:t xml:space="preserve">PARA LA ACREDITACION DEL MODULO </w:t>
@@ -251,6 +265,9 @@
       </w:r>
     </w:p>
     <w:p>
+      <w:pPr>
+        <w:jc w:val="both"/>
+      </w:pPr>
       <w:r>
         <w:rPr>
           <w:noProof/>
@@ -335,33 +352,23 @@
         <w:spacing w:line="360" w:lineRule="auto"/>
         <w:jc w:val="center"/>
       </w:pPr>
-    </w:p>
-    <w:p>
-      <w:r>
-        <w:br w:type="page"/>
-      </w:r>
-      <w:bookmarkStart w:id="0" w:name="_GoBack"/>
-      <w:bookmarkEnd w:id="0"/>
-    </w:p>
-    <w:p>
-      <w:pPr>
-        <w:pStyle w:val="Sinespaciado"/>
-        <w:pBdr>
-          <w:top w:val="single" w:sz="4" w:space="31" w:color="auto"/>
-        </w:pBdr>
-        <w:spacing w:line="360" w:lineRule="auto"/>
-        <w:jc w:val="center"/>
-      </w:pPr>
       <w:r>
         <w:rPr>
           <w:noProof/>
         </w:rPr>
-        <w:lastRenderedPageBreak/>
         <w:drawing>
-          <wp:inline distT="0" distB="0" distL="0" distR="0" wp14:anchorId="4F1525C2" wp14:editId="795650A6">
-            <wp:extent cx="3181350" cy="3934332"/>
-            <wp:effectExtent l="0" t="0" r="0" b="9525"/>
-            <wp:docPr id="2" name="Imagen 2"/>
+          <wp:anchor distT="0" distB="0" distL="114300" distR="114300" simplePos="0" relativeHeight="251659264" behindDoc="1" locked="0" layoutInCell="1" allowOverlap="1" wp14:anchorId="4F57D7D1" wp14:editId="177D44BE">
+            <wp:simplePos x="0" y="0"/>
+            <wp:positionH relativeFrom="margin">
+              <wp:posOffset>1190625</wp:posOffset>
+            </wp:positionH>
+            <wp:positionV relativeFrom="paragraph">
+              <wp:posOffset>412115</wp:posOffset>
+            </wp:positionV>
+            <wp:extent cx="2233590" cy="2762250"/>
+            <wp:effectExtent l="0" t="0" r="0" b="0"/>
+            <wp:wrapNone/>
+            <wp:docPr id="416173385" name="Imagen 416173385"/>
             <wp:cNvGraphicFramePr>
               <a:graphicFrameLocks xmlns:a="http://schemas.openxmlformats.org/drawingml/2006/main" noChangeAspect="1"/>
             </wp:cNvGraphicFramePr>
@@ -373,14 +380,20 @@
                     <pic:cNvPicPr/>
                   </pic:nvPicPr>
                   <pic:blipFill rotWithShape="1">
-                    <a:blip r:embed="rId9"/>
+                    <a:blip r:embed="rId9">
+                      <a:extLst>
+                        <a:ext uri="{28A0092B-C50C-407E-A947-70E740481C1C}">
+                          <a14:useLocalDpi xmlns:a14="http://schemas.microsoft.com/office/drawing/2010/main" val="0"/>
+                        </a:ext>
+                      </a:extLst>
+                    </a:blip>
                     <a:srcRect l="54232" t="21687" r="14055" b="8584"/>
                     <a:stretch/>
                   </pic:blipFill>
                   <pic:spPr bwMode="auto">
                     <a:xfrm>
                       <a:off x="0" y="0"/>
-                      <a:ext cx="3208926" cy="3968435"/>
+                      <a:ext cx="2233590" cy="2762250"/>
                     </a:xfrm>
                     <a:prstGeom prst="rect">
                       <a:avLst/>
@@ -397,14 +410,31 @@
                 </pic:pic>
               </a:graphicData>
             </a:graphic>
-          </wp:inline>
+            <wp14:sizeRelH relativeFrom="margin">
+              <wp14:pctWidth>0</wp14:pctWidth>
+            </wp14:sizeRelH>
+            <wp14:sizeRelV relativeFrom="margin">
+              <wp14:pctHeight>0</wp14:pctHeight>
+            </wp14:sizeRelV>
+          </wp:anchor>
         </w:drawing>
       </w:r>
     </w:p>
     <w:p/>
+    <w:p/>
+    <w:p/>
+    <w:p/>
+    <w:p/>
+    <w:p/>
+    <w:p/>
+    <w:p/>
+    <w:p/>
+    <w:p/>
+    <w:p/>
     <w:p>
       <w:pPr>
         <w:pStyle w:val="Ttulo2"/>
+        <w:jc w:val="both"/>
       </w:pPr>
       <w:r>
         <w:tab/>
@@ -422,13 +452,14 @@
     <w:p>
       <w:pPr>
         <w:pStyle w:val="NormalWeb"/>
+        <w:jc w:val="both"/>
       </w:pPr>
       <w:r>
         <w:t xml:space="preserve">La pantalla principal del sistema </w:t>
       </w:r>
       <w:r>
         <w:rPr>
-          <w:rStyle w:val="Textoennegrita"/>
+          <w:rStyle w:val="Fuerte"/>
           <w:rFonts w:eastAsiaTheme="majorEastAsia"/>
         </w:rPr>
         <w:t xml:space="preserve">Punto de Venta - </w:t>
@@ -436,7 +467,7 @@
       <w:proofErr w:type="spellStart"/>
       <w:r>
         <w:rPr>
-          <w:rStyle w:val="Textoennegrita"/>
+          <w:rStyle w:val="Fuerte"/>
           <w:rFonts w:eastAsiaTheme="majorEastAsia"/>
         </w:rPr>
         <w:t>DebyAlex</w:t>
@@ -449,13 +480,14 @@
     <w:p>
       <w:pPr>
         <w:pStyle w:val="NormalWeb"/>
+        <w:jc w:val="both"/>
       </w:pPr>
       <w:r>
         <w:t xml:space="preserve">En la parte superior se visualiza el </w:t>
       </w:r>
       <w:r>
         <w:rPr>
-          <w:rStyle w:val="Textoennegrita"/>
+          <w:rStyle w:val="Fuerte"/>
           <w:rFonts w:eastAsiaTheme="majorEastAsia"/>
         </w:rPr>
         <w:t>logotipo del sistema</w:t>
@@ -467,6 +499,7 @@
     <w:p>
       <w:pPr>
         <w:pStyle w:val="Ttulo3"/>
+        <w:jc w:val="both"/>
       </w:pPr>
       <w:r>
         <w:rPr>
@@ -481,6 +514,7 @@
     <w:p>
       <w:pPr>
         <w:pStyle w:val="NormalWeb"/>
+        <w:jc w:val="both"/>
       </w:pPr>
       <w:r>
         <w:t>La pantalla principal cuenta con los siguientes botones:</w:t>
@@ -493,10 +527,11 @@
           <w:numId w:val="1"/>
         </w:numPr>
         <w:spacing w:before="100" w:beforeAutospacing="1" w:after="100" w:afterAutospacing="1" w:line="240" w:lineRule="auto"/>
+        <w:jc w:val="both"/>
       </w:pPr>
       <w:r>
         <w:rPr>
-          <w:rStyle w:val="Textoennegrita"/>
+          <w:rStyle w:val="Fuerte"/>
         </w:rPr>
         <w:t>Registro de Productos</w:t>
       </w:r>
@@ -512,10 +547,11 @@
           <w:numId w:val="1"/>
         </w:numPr>
         <w:spacing w:before="100" w:beforeAutospacing="1" w:after="100" w:afterAutospacing="1" w:line="240" w:lineRule="auto"/>
+        <w:jc w:val="both"/>
       </w:pPr>
       <w:r>
         <w:rPr>
-          <w:rStyle w:val="Textoennegrita"/>
+          <w:rStyle w:val="Fuerte"/>
         </w:rPr>
         <w:lastRenderedPageBreak/>
         <w:t>Registro de Ventas</w:t>
@@ -532,10 +568,11 @@
           <w:numId w:val="1"/>
         </w:numPr>
         <w:spacing w:before="100" w:beforeAutospacing="1" w:after="100" w:afterAutospacing="1" w:line="240" w:lineRule="auto"/>
+        <w:jc w:val="both"/>
       </w:pPr>
       <w:r>
         <w:rPr>
-          <w:rStyle w:val="Textoennegrita"/>
+          <w:rStyle w:val="Fuerte"/>
         </w:rPr>
         <w:t>Reportes</w:t>
       </w:r>
@@ -551,10 +588,11 @@
           <w:numId w:val="1"/>
         </w:numPr>
         <w:spacing w:before="100" w:beforeAutospacing="1" w:after="100" w:afterAutospacing="1" w:line="240" w:lineRule="auto"/>
+        <w:jc w:val="both"/>
       </w:pPr>
       <w:r>
         <w:rPr>
-          <w:rStyle w:val="Textoennegrita"/>
+          <w:rStyle w:val="Fuerte"/>
         </w:rPr>
         <w:t>Acerca de</w:t>
       </w:r>
@@ -566,6 +604,7 @@
     <w:p>
       <w:pPr>
         <w:pStyle w:val="Ttulo3"/>
+        <w:jc w:val="both"/>
       </w:pPr>
       <w:r>
         <w:rPr>
@@ -584,6 +623,7 @@
           <w:numId w:val="2"/>
         </w:numPr>
         <w:spacing w:before="100" w:beforeAutospacing="1" w:after="100" w:afterAutospacing="1" w:line="240" w:lineRule="auto"/>
+        <w:jc w:val="both"/>
       </w:pPr>
       <w:r>
         <w:t xml:space="preserve">Diseño con fondo oscuro para mejor visualización. </w:t>
@@ -596,6 +636,7 @@
           <w:numId w:val="2"/>
         </w:numPr>
         <w:spacing w:before="100" w:beforeAutospacing="1" w:after="100" w:afterAutospacing="1" w:line="240" w:lineRule="auto"/>
+        <w:jc w:val="both"/>
       </w:pPr>
       <w:r>
         <w:t xml:space="preserve">Botones de color violeta con efecto interactivo al pasar el cursor. </w:t>
@@ -608,6 +649,7 @@
           <w:numId w:val="2"/>
         </w:numPr>
         <w:spacing w:before="100" w:beforeAutospacing="1" w:after="100" w:afterAutospacing="1" w:line="240" w:lineRule="auto"/>
+        <w:jc w:val="both"/>
       </w:pPr>
       <w:r>
         <w:t xml:space="preserve">Tipografía clara y legible con tamaño de 12 puntos. </w:t>
@@ -620,6 +662,7 @@
           <w:numId w:val="2"/>
         </w:numPr>
         <w:spacing w:before="100" w:beforeAutospacing="1" w:after="100" w:afterAutospacing="1" w:line="240" w:lineRule="auto"/>
+        <w:jc w:val="both"/>
       </w:pPr>
       <w:r>
         <w:t xml:space="preserve">Distribución vertical centrada para facilitar la navegación. </w:t>
@@ -628,6 +671,7 @@
     <w:p>
       <w:pPr>
         <w:pStyle w:val="Ttulo3"/>
+        <w:jc w:val="both"/>
       </w:pPr>
       <w:r>
         <w:rPr>
@@ -642,6 +686,7 @@
     <w:p>
       <w:pPr>
         <w:pStyle w:val="NormalWeb"/>
+        <w:jc w:val="both"/>
       </w:pPr>
       <w:r>
         <w:t>Para utilizar el sistema, el usuario únicamente debe hacer clic sobre el botón correspondiente al módulo que desea abrir. Cada opción desplegará una nueva ventana o funcionalidad específica.</w:t>
@@ -652,6 +697,12 @@
         <w:tabs>
           <w:tab w:val="left" w:pos="1920"/>
         </w:tabs>
+        <w:jc w:val="both"/>
+      </w:pPr>
+    </w:p>
+    <w:p>
+      <w:pPr>
+        <w:jc w:val="both"/>
       </w:pPr>
     </w:p>
     <w:sectPr>
@@ -669,7 +720,7 @@
 </file>
 
 <file path=word/endnotes.xml><?xml version="1.0" encoding="utf-8"?>
-<w:endnotes xmlns:wpc="http://schemas.microsoft.com/office/word/2010/wordprocessingCanvas" xmlns:cx="http://schemas.microsoft.com/office/drawing/2014/chartex" xmlns:mc="http://schemas.openxmlformats.org/markup-compatibility/2006" xmlns:o="urn:schemas-microsoft-com:office:office" xmlns:r="http://schemas.openxmlformats.org/officeDocument/2006/relationships" xmlns:m="http://schemas.openxmlformats.org/officeDocument/2006/math" xmlns:v="urn:schemas-microsoft-com:vml" xmlns:wp14="http://schemas.microsoft.com/office/word/2010/wordprocessingDrawing" xmlns:wp="http://schemas.openxmlformats.org/drawingml/2006/wordprocessingDrawing" xmlns:w10="urn:schemas-microsoft-com:office:word" xmlns:w="http://schemas.openxmlformats.org/wordprocessingml/2006/main" xmlns:w14="http://schemas.microsoft.com/office/word/2010/wordml" xmlns:w15="http://schemas.microsoft.com/office/word/2012/wordml" xmlns:w16se="http://schemas.microsoft.com/office/word/2015/wordml/symex" xmlns:wpg="http://schemas.microsoft.com/office/word/2010/wordprocessingGroup" xmlns:wpi="http://schemas.microsoft.com/office/word/2010/wordprocessingInk" xmlns:wne="http://schemas.microsoft.com/office/word/2006/wordml" xmlns:wps="http://schemas.microsoft.com/office/word/2010/wordprocessingShape" mc:Ignorable="w14 w15 w16se wp14">
+<w:endnotes xmlns:wpc="http://schemas.microsoft.com/office/word/2010/wordprocessingCanvas" xmlns:cx="http://schemas.microsoft.com/office/drawing/2014/chartex" xmlns:cx1="http://schemas.microsoft.com/office/drawing/2015/9/8/chartex" xmlns:cx2="http://schemas.microsoft.com/office/drawing/2015/10/21/chartex" xmlns:cx3="http://schemas.microsoft.com/office/drawing/2016/5/9/chartex" xmlns:cx4="http://schemas.microsoft.com/office/drawing/2016/5/10/chartex" xmlns:cx5="http://schemas.microsoft.com/office/drawing/2016/5/11/chartex" xmlns:cx6="http://schemas.microsoft.com/office/drawing/2016/5/12/chartex" xmlns:cx7="http://schemas.microsoft.com/office/drawing/2016/5/13/chartex" xmlns:cx8="http://schemas.microsoft.com/office/drawing/2016/5/14/chartex" xmlns:mc="http://schemas.openxmlformats.org/markup-compatibility/2006" xmlns:aink="http://schemas.microsoft.com/office/drawing/2016/ink" xmlns:am3d="http://schemas.microsoft.com/office/drawing/2017/model3d" xmlns:o="urn:schemas-microsoft-com:office:office" xmlns:oel="http://schemas.microsoft.com/office/2019/extlst" xmlns:r="http://schemas.openxmlformats.org/officeDocument/2006/relationships" xmlns:m="http://schemas.openxmlformats.org/officeDocument/2006/math" xmlns:v="urn:schemas-microsoft-com:vml" xmlns:wp14="http://schemas.microsoft.com/office/word/2010/wordprocessingDrawing" xmlns:wp="http://schemas.openxmlformats.org/drawingml/2006/wordprocessingDrawing" xmlns:w10="urn:schemas-microsoft-com:office:word" xmlns:w="http://schemas.openxmlformats.org/wordprocessingml/2006/main" xmlns:w14="http://schemas.microsoft.com/office/word/2010/wordml" xmlns:w15="http://schemas.microsoft.com/office/word/2012/wordml" xmlns:w16cex="http://schemas.microsoft.com/office/word/2018/wordml/cex" xmlns:w16cid="http://schemas.microsoft.com/office/word/2016/wordml/cid" xmlns:w16="http://schemas.microsoft.com/office/word/2018/wordml" xmlns:w16du="http://schemas.microsoft.com/office/word/2023/wordml/word16du" xmlns:w16sdtdh="http://schemas.microsoft.com/office/word/2020/wordml/sdtdatahash" xmlns:w16sdtfl="http://schemas.microsoft.com/office/word/2024/wordml/sdtformatlock" xmlns:w16se="http://schemas.microsoft.com/office/word/2015/wordml/symex" xmlns:wpg="http://schemas.microsoft.com/office/word/2010/wordprocessingGroup" xmlns:wpi="http://schemas.microsoft.com/office/word/2010/wordprocessingInk" xmlns:wne="http://schemas.microsoft.com/office/word/2006/wordml" xmlns:wps="http://schemas.microsoft.com/office/word/2010/wordprocessingShape" mc:Ignorable="w14 w15 w16se w16cid w16 w16cex w16sdtdh w16sdtfl w16du wp14">
   <w:endnote w:type="separator" w:id="-1">
     <w:p>
       <w:pPr>
@@ -694,7 +745,7 @@
 </file>
 
 <file path=word/footer1.xml><?xml version="1.0" encoding="utf-8"?>
-<w:ftr xmlns:wpc="http://schemas.microsoft.com/office/word/2010/wordprocessingCanvas" xmlns:cx="http://schemas.microsoft.com/office/drawing/2014/chartex" xmlns:mc="http://schemas.openxmlformats.org/markup-compatibility/2006" xmlns:o="urn:schemas-microsoft-com:office:office" xmlns:r="http://schemas.openxmlformats.org/officeDocument/2006/relationships" xmlns:m="http://schemas.openxmlformats.org/officeDocument/2006/math" xmlns:v="urn:schemas-microsoft-com:vml" xmlns:wp14="http://schemas.microsoft.com/office/word/2010/wordprocessingDrawing" xmlns:wp="http://schemas.openxmlformats.org/drawingml/2006/wordprocessingDrawing" xmlns:w10="urn:schemas-microsoft-com:office:word" xmlns:w="http://schemas.openxmlformats.org/wordprocessingml/2006/main" xmlns:w14="http://schemas.microsoft.com/office/word/2010/wordml" xmlns:w15="http://schemas.microsoft.com/office/word/2012/wordml" xmlns:w16se="http://schemas.microsoft.com/office/word/2015/wordml/symex" xmlns:wpg="http://schemas.microsoft.com/office/word/2010/wordprocessingGroup" xmlns:wpi="http://schemas.microsoft.com/office/word/2010/wordprocessingInk" xmlns:wne="http://schemas.microsoft.com/office/word/2006/wordml" xmlns:wps="http://schemas.microsoft.com/office/word/2010/wordprocessingShape" mc:Ignorable="w14 w15 w16se wp14">
+<w:ftr xmlns:wpc="http://schemas.microsoft.com/office/word/2010/wordprocessingCanvas" xmlns:cx="http://schemas.microsoft.com/office/drawing/2014/chartex" xmlns:cx1="http://schemas.microsoft.com/office/drawing/2015/9/8/chartex" xmlns:cx2="http://schemas.microsoft.com/office/drawing/2015/10/21/chartex" xmlns:cx3="http://schemas.microsoft.com/office/drawing/2016/5/9/chartex" xmlns:cx4="http://schemas.microsoft.com/office/drawing/2016/5/10/chartex" xmlns:cx5="http://schemas.microsoft.com/office/drawing/2016/5/11/chartex" xmlns:cx6="http://schemas.microsoft.com/office/drawing/2016/5/12/chartex" xmlns:cx7="http://schemas.microsoft.com/office/drawing/2016/5/13/chartex" xmlns:cx8="http://schemas.microsoft.com/office/drawing/2016/5/14/chartex" xmlns:mc="http://schemas.openxmlformats.org/markup-compatibility/2006" xmlns:aink="http://schemas.microsoft.com/office/drawing/2016/ink" xmlns:am3d="http://schemas.microsoft.com/office/drawing/2017/model3d" xmlns:o="urn:schemas-microsoft-com:office:office" xmlns:oel="http://schemas.microsoft.com/office/2019/extlst" xmlns:r="http://schemas.openxmlformats.org/officeDocument/2006/relationships" xmlns:m="http://schemas.openxmlformats.org/officeDocument/2006/math" xmlns:v="urn:schemas-microsoft-com:vml" xmlns:wp14="http://schemas.microsoft.com/office/word/2010/wordprocessingDrawing" xmlns:wp="http://schemas.openxmlformats.org/drawingml/2006/wordprocessingDrawing" xmlns:w10="urn:schemas-microsoft-com:office:word" xmlns:w="http://schemas.openxmlformats.org/wordprocessingml/2006/main" xmlns:w14="http://schemas.microsoft.com/office/word/2010/wordml" xmlns:w15="http://schemas.microsoft.com/office/word/2012/wordml" xmlns:w16cex="http://schemas.microsoft.com/office/word/2018/wordml/cex" xmlns:w16cid="http://schemas.microsoft.com/office/word/2016/wordml/cid" xmlns:w16="http://schemas.microsoft.com/office/word/2018/wordml" xmlns:w16du="http://schemas.microsoft.com/office/word/2023/wordml/word16du" xmlns:w16sdtdh="http://schemas.microsoft.com/office/word/2020/wordml/sdtdatahash" xmlns:w16sdtfl="http://schemas.microsoft.com/office/word/2024/wordml/sdtformatlock" xmlns:w16se="http://schemas.microsoft.com/office/word/2015/wordml/symex" xmlns:wpg="http://schemas.microsoft.com/office/word/2010/wordprocessingGroup" xmlns:wpi="http://schemas.microsoft.com/office/word/2010/wordprocessingInk" xmlns:wne="http://schemas.microsoft.com/office/word/2006/wordml" xmlns:wps="http://schemas.microsoft.com/office/word/2010/wordprocessingShape" mc:Ignorable="w14 w15 w16se w16cid w16 w16cex w16sdtdh w16sdtfl w16du wp14">
   <w:tbl>
     <w:tblPr>
       <w:tblW w:w="5000" w:type="pct"/>
@@ -817,7 +868,7 @@
 </file>
 
 <file path=word/footnotes.xml><?xml version="1.0" encoding="utf-8"?>
-<w:footnotes xmlns:wpc="http://schemas.microsoft.com/office/word/2010/wordprocessingCanvas" xmlns:cx="http://schemas.microsoft.com/office/drawing/2014/chartex" xmlns:mc="http://schemas.openxmlformats.org/markup-compatibility/2006" xmlns:o="urn:schemas-microsoft-com:office:office" xmlns:r="http://schemas.openxmlformats.org/officeDocument/2006/relationships" xmlns:m="http://schemas.openxmlformats.org/officeDocument/2006/math" xmlns:v="urn:schemas-microsoft-com:vml" xmlns:wp14="http://schemas.microsoft.com/office/word/2010/wordprocessingDrawing" xmlns:wp="http://schemas.openxmlformats.org/drawingml/2006/wordprocessingDrawing" xmlns:w10="urn:schemas-microsoft-com:office:word" xmlns:w="http://schemas.openxmlformats.org/wordprocessingml/2006/main" xmlns:w14="http://schemas.microsoft.com/office/word/2010/wordml" xmlns:w15="http://schemas.microsoft.com/office/word/2012/wordml" xmlns:w16se="http://schemas.microsoft.com/office/word/2015/wordml/symex" xmlns:wpg="http://schemas.microsoft.com/office/word/2010/wordprocessingGroup" xmlns:wpi="http://schemas.microsoft.com/office/word/2010/wordprocessingInk" xmlns:wne="http://schemas.microsoft.com/office/word/2006/wordml" xmlns:wps="http://schemas.microsoft.com/office/word/2010/wordprocessingShape" mc:Ignorable="w14 w15 w16se wp14">
+<w:footnotes xmlns:wpc="http://schemas.microsoft.com/office/word/2010/wordprocessingCanvas" xmlns:cx="http://schemas.microsoft.com/office/drawing/2014/chartex" xmlns:cx1="http://schemas.microsoft.com/office/drawing/2015/9/8/chartex" xmlns:cx2="http://schemas.microsoft.com/office/drawing/2015/10/21/chartex" xmlns:cx3="http://schemas.microsoft.com/office/drawing/2016/5/9/chartex" xmlns:cx4="http://schemas.microsoft.com/office/drawing/2016/5/10/chartex" xmlns:cx5="http://schemas.microsoft.com/office/drawing/2016/5/11/chartex" xmlns:cx6="http://schemas.microsoft.com/office/drawing/2016/5/12/chartex" xmlns:cx7="http://schemas.microsoft.com/office/drawing/2016/5/13/chartex" xmlns:cx8="http://schemas.microsoft.com/office/drawing/2016/5/14/chartex" xmlns:mc="http://schemas.openxmlformats.org/markup-compatibility/2006" xmlns:aink="http://schemas.microsoft.com/office/drawing/2016/ink" xmlns:am3d="http://schemas.microsoft.com/office/drawing/2017/model3d" xmlns:o="urn:schemas-microsoft-com:office:office" xmlns:oel="http://schemas.microsoft.com/office/2019/extlst" xmlns:r="http://schemas.openxmlformats.org/officeDocument/2006/relationships" xmlns:m="http://schemas.openxmlformats.org/officeDocument/2006/math" xmlns:v="urn:schemas-microsoft-com:vml" xmlns:wp14="http://schemas.microsoft.com/office/word/2010/wordprocessingDrawing" xmlns:wp="http://schemas.openxmlformats.org/drawingml/2006/wordprocessingDrawing" xmlns:w10="urn:schemas-microsoft-com:office:word" xmlns:w="http://schemas.openxmlformats.org/wordprocessingml/2006/main" xmlns:w14="http://schemas.microsoft.com/office/word/2010/wordml" xmlns:w15="http://schemas.microsoft.com/office/word/2012/wordml" xmlns:w16cex="http://schemas.microsoft.com/office/word/2018/wordml/cex" xmlns:w16cid="http://schemas.microsoft.com/office/word/2016/wordml/cid" xmlns:w16="http://schemas.microsoft.com/office/word/2018/wordml" xmlns:w16du="http://schemas.microsoft.com/office/word/2023/wordml/word16du" xmlns:w16sdtdh="http://schemas.microsoft.com/office/word/2020/wordml/sdtdatahash" xmlns:w16sdtfl="http://schemas.microsoft.com/office/word/2024/wordml/sdtformatlock" xmlns:w16se="http://schemas.microsoft.com/office/word/2015/wordml/symex" xmlns:wpg="http://schemas.microsoft.com/office/word/2010/wordprocessingGroup" xmlns:wpi="http://schemas.microsoft.com/office/word/2010/wordprocessingInk" xmlns:wne="http://schemas.microsoft.com/office/word/2006/wordml" xmlns:wps="http://schemas.microsoft.com/office/word/2010/wordprocessingShape" mc:Ignorable="w14 w15 w16se w16cid w16 w16cex w16sdtdh w16sdtfl w16du wp14">
   <w:footnote w:type="separator" w:id="-1">
     <w:p>
       <w:pPr>
@@ -842,7 +893,7 @@
 </file>
 
 <file path=word/header1.xml><?xml version="1.0" encoding="utf-8"?>
-<w:hdr xmlns:wpc="http://schemas.microsoft.com/office/word/2010/wordprocessingCanvas" xmlns:cx="http://schemas.microsoft.com/office/drawing/2014/chartex" xmlns:mc="http://schemas.openxmlformats.org/markup-compatibility/2006" xmlns:o="urn:schemas-microsoft-com:office:office" xmlns:r="http://schemas.openxmlformats.org/officeDocument/2006/relationships" xmlns:m="http://schemas.openxmlformats.org/officeDocument/2006/math" xmlns:v="urn:schemas-microsoft-com:vml" xmlns:wp14="http://schemas.microsoft.com/office/word/2010/wordprocessingDrawing" xmlns:wp="http://schemas.openxmlformats.org/drawingml/2006/wordprocessingDrawing" xmlns:w10="urn:schemas-microsoft-com:office:word" xmlns:w="http://schemas.openxmlformats.org/wordprocessingml/2006/main" xmlns:w14="http://schemas.microsoft.com/office/word/2010/wordml" xmlns:w15="http://schemas.microsoft.com/office/word/2012/wordml" xmlns:w16se="http://schemas.microsoft.com/office/word/2015/wordml/symex" xmlns:wpg="http://schemas.microsoft.com/office/word/2010/wordprocessingGroup" xmlns:wpi="http://schemas.microsoft.com/office/word/2010/wordprocessingInk" xmlns:wne="http://schemas.microsoft.com/office/word/2006/wordml" xmlns:wps="http://schemas.microsoft.com/office/word/2010/wordprocessingShape" mc:Ignorable="w14 w15 w16se wp14">
+<w:hdr xmlns:wpc="http://schemas.microsoft.com/office/word/2010/wordprocessingCanvas" xmlns:cx="http://schemas.microsoft.com/office/drawing/2014/chartex" xmlns:cx1="http://schemas.microsoft.com/office/drawing/2015/9/8/chartex" xmlns:cx2="http://schemas.microsoft.com/office/drawing/2015/10/21/chartex" xmlns:cx3="http://schemas.microsoft.com/office/drawing/2016/5/9/chartex" xmlns:cx4="http://schemas.microsoft.com/office/drawing/2016/5/10/chartex" xmlns:cx5="http://schemas.microsoft.com/office/drawing/2016/5/11/chartex" xmlns:cx6="http://schemas.microsoft.com/office/drawing/2016/5/12/chartex" xmlns:cx7="http://schemas.microsoft.com/office/drawing/2016/5/13/chartex" xmlns:cx8="http://schemas.microsoft.com/office/drawing/2016/5/14/chartex" xmlns:mc="http://schemas.openxmlformats.org/markup-compatibility/2006" xmlns:aink="http://schemas.microsoft.com/office/drawing/2016/ink" xmlns:am3d="http://schemas.microsoft.com/office/drawing/2017/model3d" xmlns:o="urn:schemas-microsoft-com:office:office" xmlns:oel="http://schemas.microsoft.com/office/2019/extlst" xmlns:r="http://schemas.openxmlformats.org/officeDocument/2006/relationships" xmlns:m="http://schemas.openxmlformats.org/officeDocument/2006/math" xmlns:v="urn:schemas-microsoft-com:vml" xmlns:wp14="http://schemas.microsoft.com/office/word/2010/wordprocessingDrawing" xmlns:wp="http://schemas.openxmlformats.org/drawingml/2006/wordprocessingDrawing" xmlns:w10="urn:schemas-microsoft-com:office:word" xmlns:w="http://schemas.openxmlformats.org/wordprocessingml/2006/main" xmlns:w14="http://schemas.microsoft.com/office/word/2010/wordml" xmlns:w15="http://schemas.microsoft.com/office/word/2012/wordml" xmlns:w16cex="http://schemas.microsoft.com/office/word/2018/wordml/cex" xmlns:w16cid="http://schemas.microsoft.com/office/word/2016/wordml/cid" xmlns:w16="http://schemas.microsoft.com/office/word/2018/wordml" xmlns:w16du="http://schemas.microsoft.com/office/word/2023/wordml/word16du" xmlns:w16sdtdh="http://schemas.microsoft.com/office/word/2020/wordml/sdtdatahash" xmlns:w16sdtfl="http://schemas.microsoft.com/office/word/2024/wordml/sdtformatlock" xmlns:w16se="http://schemas.microsoft.com/office/word/2015/wordml/symex" xmlns:wpg="http://schemas.microsoft.com/office/word/2010/wordprocessingGroup" xmlns:wpi="http://schemas.microsoft.com/office/word/2010/wordprocessingInk" xmlns:wne="http://schemas.microsoft.com/office/word/2006/wordml" xmlns:wps="http://schemas.microsoft.com/office/word/2010/wordprocessingShape" mc:Ignorable="w14 w15 w16se w16cid w16 w16cex w16sdtdh w16sdtfl w16du wp14">
   <w:p>
     <w:pPr>
       <w:pStyle w:val="Encabezado"/>
@@ -851,7 +902,7 @@
       <w:rPr>
         <w:noProof/>
       </w:rPr>
-      <w:pict>
+      <w:pict w14:anchorId="48AE3ED7">
         <v:shapetype id="_x0000_t136" coordsize="21600,21600" o:spt="136" adj="10800" path="m@7,l@8,m@5,21600l@6,21600e">
           <v:formulas>
             <v:f eqn="sum #0 0 10800"/>
@@ -876,7 +927,7 @@
           </v:handles>
           <o:lock v:ext="edit" text="t" shapetype="t"/>
         </v:shapetype>
-        <v:shape id="PowerPlusWaterMarkObject519194797" o:spid="_x0000_s2050" type="#_x0000_t136" style="position:absolute;margin-left:0;margin-top:0;width:311.5pt;height:311.5pt;rotation:315;z-index:-251655168;mso-position-horizontal:center;mso-position-horizontal-relative:margin;mso-position-vertical:center;mso-position-vertical-relative:margin" o:allowincell="f" fillcolor="silver" stroked="f">
+        <v:shape id="PowerPlusWaterMarkObject519194797" o:spid="_x0000_s1026" type="#_x0000_t136" style="position:absolute;margin-left:0;margin-top:0;width:311.5pt;height:311.5pt;rotation:315;z-index:-251655168;mso-position-horizontal:center;mso-position-horizontal-relative:margin;mso-position-vertical:center;mso-position-vertical-relative:margin" o:allowincell="f" fillcolor="silver" stroked="f">
           <v:fill opacity=".5"/>
           <v:textpath style="font-family:&quot;Calibri&quot;;font-size:1pt" string="Alex"/>
           <w10:wrap anchorx="margin" anchory="margin"/>
@@ -888,7 +939,7 @@
 </file>
 
 <file path=word/header2.xml><?xml version="1.0" encoding="utf-8"?>
-<w:hdr xmlns:wpc="http://schemas.microsoft.com/office/word/2010/wordprocessingCanvas" xmlns:cx="http://schemas.microsoft.com/office/drawing/2014/chartex" xmlns:mc="http://schemas.openxmlformats.org/markup-compatibility/2006" xmlns:o="urn:schemas-microsoft-com:office:office" xmlns:r="http://schemas.openxmlformats.org/officeDocument/2006/relationships" xmlns:m="http://schemas.openxmlformats.org/officeDocument/2006/math" xmlns:v="urn:schemas-microsoft-com:vml" xmlns:wp14="http://schemas.microsoft.com/office/word/2010/wordprocessingDrawing" xmlns:wp="http://schemas.openxmlformats.org/drawingml/2006/wordprocessingDrawing" xmlns:w10="urn:schemas-microsoft-com:office:word" xmlns:w="http://schemas.openxmlformats.org/wordprocessingml/2006/main" xmlns:w14="http://schemas.microsoft.com/office/word/2010/wordml" xmlns:w15="http://schemas.microsoft.com/office/word/2012/wordml" xmlns:w16se="http://schemas.microsoft.com/office/word/2015/wordml/symex" xmlns:wpg="http://schemas.microsoft.com/office/word/2010/wordprocessingGroup" xmlns:wpi="http://schemas.microsoft.com/office/word/2010/wordprocessingInk" xmlns:wne="http://schemas.microsoft.com/office/word/2006/wordml" xmlns:wps="http://schemas.microsoft.com/office/word/2010/wordprocessingShape" mc:Ignorable="w14 w15 w16se wp14">
+<w:hdr xmlns:wpc="http://schemas.microsoft.com/office/word/2010/wordprocessingCanvas" xmlns:cx="http://schemas.microsoft.com/office/drawing/2014/chartex" xmlns:cx1="http://schemas.microsoft.com/office/drawing/2015/9/8/chartex" xmlns:cx2="http://schemas.microsoft.com/office/drawing/2015/10/21/chartex" xmlns:cx3="http://schemas.microsoft.com/office/drawing/2016/5/9/chartex" xmlns:cx4="http://schemas.microsoft.com/office/drawing/2016/5/10/chartex" xmlns:cx5="http://schemas.microsoft.com/office/drawing/2016/5/11/chartex" xmlns:cx6="http://schemas.microsoft.com/office/drawing/2016/5/12/chartex" xmlns:cx7="http://schemas.microsoft.com/office/drawing/2016/5/13/chartex" xmlns:cx8="http://schemas.microsoft.com/office/drawing/2016/5/14/chartex" xmlns:mc="http://schemas.openxmlformats.org/markup-compatibility/2006" xmlns:aink="http://schemas.microsoft.com/office/drawing/2016/ink" xmlns:am3d="http://schemas.microsoft.com/office/drawing/2017/model3d" xmlns:o="urn:schemas-microsoft-com:office:office" xmlns:oel="http://schemas.microsoft.com/office/2019/extlst" xmlns:r="http://schemas.openxmlformats.org/officeDocument/2006/relationships" xmlns:m="http://schemas.openxmlformats.org/officeDocument/2006/math" xmlns:v="urn:schemas-microsoft-com:vml" xmlns:wp14="http://schemas.microsoft.com/office/word/2010/wordprocessingDrawing" xmlns:wp="http://schemas.openxmlformats.org/drawingml/2006/wordprocessingDrawing" xmlns:w10="urn:schemas-microsoft-com:office:word" xmlns:w="http://schemas.openxmlformats.org/wordprocessingml/2006/main" xmlns:w14="http://schemas.microsoft.com/office/word/2010/wordml" xmlns:w15="http://schemas.microsoft.com/office/word/2012/wordml" xmlns:w16cex="http://schemas.microsoft.com/office/word/2018/wordml/cex" xmlns:w16cid="http://schemas.microsoft.com/office/word/2016/wordml/cid" xmlns:w16="http://schemas.microsoft.com/office/word/2018/wordml" xmlns:w16du="http://schemas.microsoft.com/office/word/2023/wordml/word16du" xmlns:w16sdtdh="http://schemas.microsoft.com/office/word/2020/wordml/sdtdatahash" xmlns:w16sdtfl="http://schemas.microsoft.com/office/word/2024/wordml/sdtformatlock" xmlns:w16se="http://schemas.microsoft.com/office/word/2015/wordml/symex" xmlns:wpg="http://schemas.microsoft.com/office/word/2010/wordprocessingGroup" xmlns:wpi="http://schemas.microsoft.com/office/word/2010/wordprocessingInk" xmlns:wne="http://schemas.microsoft.com/office/word/2006/wordml" xmlns:wps="http://schemas.microsoft.com/office/word/2010/wordprocessingShape" mc:Ignorable="w14 w15 w16se w16cid w16 w16cex w16sdtdh w16sdtfl w16du wp14">
   <w:tbl>
     <w:tblPr>
       <w:tblW w:w="5000" w:type="pct"/>
@@ -987,7 +1038,7 @@
       <w:rPr>
         <w:noProof/>
       </w:rPr>
-      <w:pict>
+      <w:pict w14:anchorId="5FADA97A">
         <v:shapetype id="_x0000_t136" coordsize="21600,21600" o:spt="136" adj="10800" path="m@7,l@8,m@5,21600l@6,21600e">
           <v:formulas>
             <v:f eqn="sum #0 0 10800"/>
@@ -1012,7 +1063,7 @@
           </v:handles>
           <o:lock v:ext="edit" text="t" shapetype="t"/>
         </v:shapetype>
-        <v:shape id="PowerPlusWaterMarkObject519194798" o:spid="_x0000_s2051" type="#_x0000_t136" style="position:absolute;margin-left:0;margin-top:0;width:311.5pt;height:311.5pt;rotation:315;z-index:-251653120;mso-position-horizontal:center;mso-position-horizontal-relative:margin;mso-position-vertical:center;mso-position-vertical-relative:margin" o:allowincell="f" fillcolor="silver" stroked="f">
+        <v:shape id="PowerPlusWaterMarkObject519194798" o:spid="_x0000_s1027" type="#_x0000_t136" style="position:absolute;margin-left:0;margin-top:0;width:311.5pt;height:311.5pt;rotation:315;z-index:-251653120;mso-position-horizontal:center;mso-position-horizontal-relative:margin;mso-position-vertical:center;mso-position-vertical-relative:margin" o:allowincell="f" fillcolor="silver" stroked="f">
           <v:fill opacity=".5"/>
           <v:textpath style="font-family:&quot;Calibri&quot;;font-size:1pt" string="Alex"/>
           <w10:wrap anchorx="margin" anchory="margin"/>
@@ -1024,7 +1075,7 @@
 </file>
 
 <file path=word/header3.xml><?xml version="1.0" encoding="utf-8"?>
-<w:hdr xmlns:wpc="http://schemas.microsoft.com/office/word/2010/wordprocessingCanvas" xmlns:cx="http://schemas.microsoft.com/office/drawing/2014/chartex" xmlns:mc="http://schemas.openxmlformats.org/markup-compatibility/2006" xmlns:o="urn:schemas-microsoft-com:office:office" xmlns:r="http://schemas.openxmlformats.org/officeDocument/2006/relationships" xmlns:m="http://schemas.openxmlformats.org/officeDocument/2006/math" xmlns:v="urn:schemas-microsoft-com:vml" xmlns:wp14="http://schemas.microsoft.com/office/word/2010/wordprocessingDrawing" xmlns:wp="http://schemas.openxmlformats.org/drawingml/2006/wordprocessingDrawing" xmlns:w10="urn:schemas-microsoft-com:office:word" xmlns:w="http://schemas.openxmlformats.org/wordprocessingml/2006/main" xmlns:w14="http://schemas.microsoft.com/office/word/2010/wordml" xmlns:w15="http://schemas.microsoft.com/office/word/2012/wordml" xmlns:w16se="http://schemas.microsoft.com/office/word/2015/wordml/symex" xmlns:wpg="http://schemas.microsoft.com/office/word/2010/wordprocessingGroup" xmlns:wpi="http://schemas.microsoft.com/office/word/2010/wordprocessingInk" xmlns:wne="http://schemas.microsoft.com/office/word/2006/wordml" xmlns:wps="http://schemas.microsoft.com/office/word/2010/wordprocessingShape" mc:Ignorable="w14 w15 w16se wp14">
+<w:hdr xmlns:wpc="http://schemas.microsoft.com/office/word/2010/wordprocessingCanvas" xmlns:cx="http://schemas.microsoft.com/office/drawing/2014/chartex" xmlns:cx1="http://schemas.microsoft.com/office/drawing/2015/9/8/chartex" xmlns:cx2="http://schemas.microsoft.com/office/drawing/2015/10/21/chartex" xmlns:cx3="http://schemas.microsoft.com/office/drawing/2016/5/9/chartex" xmlns:cx4="http://schemas.microsoft.com/office/drawing/2016/5/10/chartex" xmlns:cx5="http://schemas.microsoft.com/office/drawing/2016/5/11/chartex" xmlns:cx6="http://schemas.microsoft.com/office/drawing/2016/5/12/chartex" xmlns:cx7="http://schemas.microsoft.com/office/drawing/2016/5/13/chartex" xmlns:cx8="http://schemas.microsoft.com/office/drawing/2016/5/14/chartex" xmlns:mc="http://schemas.openxmlformats.org/markup-compatibility/2006" xmlns:aink="http://schemas.microsoft.com/office/drawing/2016/ink" xmlns:am3d="http://schemas.microsoft.com/office/drawing/2017/model3d" xmlns:o="urn:schemas-microsoft-com:office:office" xmlns:oel="http://schemas.microsoft.com/office/2019/extlst" xmlns:r="http://schemas.openxmlformats.org/officeDocument/2006/relationships" xmlns:m="http://schemas.openxmlformats.org/officeDocument/2006/math" xmlns:v="urn:schemas-microsoft-com:vml" xmlns:wp14="http://schemas.microsoft.com/office/word/2010/wordprocessingDrawing" xmlns:wp="http://schemas.openxmlformats.org/drawingml/2006/wordprocessingDrawing" xmlns:w10="urn:schemas-microsoft-com:office:word" xmlns:w="http://schemas.openxmlformats.org/wordprocessingml/2006/main" xmlns:w14="http://schemas.microsoft.com/office/word/2010/wordml" xmlns:w15="http://schemas.microsoft.com/office/word/2012/wordml" xmlns:w16cex="http://schemas.microsoft.com/office/word/2018/wordml/cex" xmlns:w16cid="http://schemas.microsoft.com/office/word/2016/wordml/cid" xmlns:w16="http://schemas.microsoft.com/office/word/2018/wordml" xmlns:w16du="http://schemas.microsoft.com/office/word/2023/wordml/word16du" xmlns:w16sdtdh="http://schemas.microsoft.com/office/word/2020/wordml/sdtdatahash" xmlns:w16sdtfl="http://schemas.microsoft.com/office/word/2024/wordml/sdtformatlock" xmlns:w16se="http://schemas.microsoft.com/office/word/2015/wordml/symex" xmlns:wpg="http://schemas.microsoft.com/office/word/2010/wordprocessingGroup" xmlns:wpi="http://schemas.microsoft.com/office/word/2010/wordprocessingInk" xmlns:wne="http://schemas.microsoft.com/office/word/2006/wordml" xmlns:wps="http://schemas.microsoft.com/office/word/2010/wordprocessingShape" mc:Ignorable="w14 w15 w16se w16cid w16 w16cex w16sdtdh w16sdtfl w16du wp14">
   <w:p>
     <w:pPr>
       <w:pStyle w:val="Encabezado"/>
@@ -1033,7 +1084,7 @@
       <w:rPr>
         <w:noProof/>
       </w:rPr>
-      <w:pict>
+      <w:pict w14:anchorId="244B9253">
         <v:shapetype id="_x0000_t136" coordsize="21600,21600" o:spt="136" adj="10800" path="m@7,l@8,m@5,21600l@6,21600e">
           <v:formulas>
             <v:f eqn="sum #0 0 10800"/>
@@ -1058,7 +1109,7 @@
           </v:handles>
           <o:lock v:ext="edit" text="t" shapetype="t"/>
         </v:shapetype>
-        <v:shape id="PowerPlusWaterMarkObject519194796" o:spid="_x0000_s2049" type="#_x0000_t136" style="position:absolute;margin-left:0;margin-top:0;width:311.5pt;height:311.5pt;rotation:315;z-index:-251657216;mso-position-horizontal:center;mso-position-horizontal-relative:margin;mso-position-vertical:center;mso-position-vertical-relative:margin" o:allowincell="f" fillcolor="silver" stroked="f">
+        <v:shape id="PowerPlusWaterMarkObject519194796" o:spid="_x0000_s1025" type="#_x0000_t136" style="position:absolute;margin-left:0;margin-top:0;width:311.5pt;height:311.5pt;rotation:315;z-index:-251657216;mso-position-horizontal:center;mso-position-horizontal-relative:margin;mso-position-vertical:center;mso-position-vertical-relative:margin" o:allowincell="f" fillcolor="silver" stroked="f">
           <v:fill opacity=".5"/>
           <v:textpath style="font-family:&quot;Calibri&quot;;font-size:1pt" string="Alex"/>
           <w10:wrap anchorx="margin" anchory="margin"/>
@@ -1070,7 +1121,7 @@
 </file>
 
 <file path=word/numbering.xml><?xml version="1.0" encoding="utf-8"?>
-<w:numbering xmlns:wpc="http://schemas.microsoft.com/office/word/2010/wordprocessingCanvas" xmlns:cx="http://schemas.microsoft.com/office/drawing/2014/chartex" xmlns:mc="http://schemas.openxmlformats.org/markup-compatibility/2006" xmlns:o="urn:schemas-microsoft-com:office:office" xmlns:r="http://schemas.openxmlformats.org/officeDocument/2006/relationships" xmlns:m="http://schemas.openxmlformats.org/officeDocument/2006/math" xmlns:v="urn:schemas-microsoft-com:vml" xmlns:wp14="http://schemas.microsoft.com/office/word/2010/wordprocessingDrawing" xmlns:wp="http://schemas.openxmlformats.org/drawingml/2006/wordprocessingDrawing" xmlns:w10="urn:schemas-microsoft-com:office:word" xmlns:w="http://schemas.openxmlformats.org/wordprocessingml/2006/main" xmlns:w14="http://schemas.microsoft.com/office/word/2010/wordml" xmlns:w15="http://schemas.microsoft.com/office/word/2012/wordml" xmlns:w16se="http://schemas.microsoft.com/office/word/2015/wordml/symex" xmlns:wpg="http://schemas.microsoft.com/office/word/2010/wordprocessingGroup" xmlns:wpi="http://schemas.microsoft.com/office/word/2010/wordprocessingInk" xmlns:wne="http://schemas.microsoft.com/office/word/2006/wordml" xmlns:wps="http://schemas.microsoft.com/office/word/2010/wordprocessingShape" mc:Ignorable="w14 w15 w16se wp14">
+<w:numbering xmlns:wpc="http://schemas.microsoft.com/office/word/2010/wordprocessingCanvas" xmlns:cx="http://schemas.microsoft.com/office/drawing/2014/chartex" xmlns:cx1="http://schemas.microsoft.com/office/drawing/2015/9/8/chartex" xmlns:cx2="http://schemas.microsoft.com/office/drawing/2015/10/21/chartex" xmlns:cx3="http://schemas.microsoft.com/office/drawing/2016/5/9/chartex" xmlns:cx4="http://schemas.microsoft.com/office/drawing/2016/5/10/chartex" xmlns:cx5="http://schemas.microsoft.com/office/drawing/2016/5/11/chartex" xmlns:cx6="http://schemas.microsoft.com/office/drawing/2016/5/12/chartex" xmlns:cx7="http://schemas.microsoft.com/office/drawing/2016/5/13/chartex" xmlns:cx8="http://schemas.microsoft.com/office/drawing/2016/5/14/chartex" xmlns:mc="http://schemas.openxmlformats.org/markup-compatibility/2006" xmlns:aink="http://schemas.microsoft.com/office/drawing/2016/ink" xmlns:am3d="http://schemas.microsoft.com/office/drawing/2017/model3d" xmlns:o="urn:schemas-microsoft-com:office:office" xmlns:oel="http://schemas.microsoft.com/office/2019/extlst" xmlns:r="http://schemas.openxmlformats.org/officeDocument/2006/relationships" xmlns:m="http://schemas.openxmlformats.org/officeDocument/2006/math" xmlns:v="urn:schemas-microsoft-com:vml" xmlns:wp14="http://schemas.microsoft.com/office/word/2010/wordprocessingDrawing" xmlns:wp="http://schemas.openxmlformats.org/drawingml/2006/wordprocessingDrawing" xmlns:w10="urn:schemas-microsoft-com:office:word" xmlns:w="http://schemas.openxmlformats.org/wordprocessingml/2006/main" xmlns:w14="http://schemas.microsoft.com/office/word/2010/wordml" xmlns:w15="http://schemas.microsoft.com/office/word/2012/wordml" xmlns:w16cex="http://schemas.microsoft.com/office/word/2018/wordml/cex" xmlns:w16cid="http://schemas.microsoft.com/office/word/2016/wordml/cid" xmlns:w16="http://schemas.microsoft.com/office/word/2018/wordml" xmlns:w16du="http://schemas.microsoft.com/office/word/2023/wordml/word16du" xmlns:w16sdtdh="http://schemas.microsoft.com/office/word/2020/wordml/sdtdatahash" xmlns:w16sdtfl="http://schemas.microsoft.com/office/word/2024/wordml/sdtformatlock" xmlns:w16se="http://schemas.microsoft.com/office/word/2015/wordml/symex" xmlns:wpg="http://schemas.microsoft.com/office/word/2010/wordprocessingGroup" xmlns:wpi="http://schemas.microsoft.com/office/word/2010/wordprocessingInk" xmlns:wne="http://schemas.microsoft.com/office/word/2006/wordml" xmlns:wps="http://schemas.microsoft.com/office/word/2010/wordprocessingShape" mc:Ignorable="w14 w15 w16se w16cid w16 w16cex w16sdtdh w16sdtfl w16du wp14">
   <w:abstractNum w:abstractNumId="0" w15:restartNumberingAfterBreak="0">
     <w:nsid w:val="0A6856F6"/>
     <w:multiLevelType w:val="multilevel"/>
@@ -1369,17 +1420,17 @@
       </w:rPr>
     </w:lvl>
   </w:abstractNum>
-  <w:num w:numId="1">
+  <w:num w:numId="1" w16cid:durableId="1720783876">
     <w:abstractNumId w:val="1"/>
   </w:num>
-  <w:num w:numId="2">
+  <w:num w:numId="2" w16cid:durableId="934704465">
     <w:abstractNumId w:val="0"/>
   </w:num>
 </w:numbering>
 </file>
 
 <file path=word/styles.xml><?xml version="1.0" encoding="utf-8"?>
-<w:styles xmlns:mc="http://schemas.openxmlformats.org/markup-compatibility/2006" xmlns:r="http://schemas.openxmlformats.org/officeDocument/2006/relationships" xmlns:w="http://schemas.openxmlformats.org/wordprocessingml/2006/main" xmlns:w14="http://schemas.microsoft.com/office/word/2010/wordml" xmlns:w15="http://schemas.microsoft.com/office/word/2012/wordml" xmlns:w16se="http://schemas.microsoft.com/office/word/2015/wordml/symex" mc:Ignorable="w14 w15 w16se">
+<w:styles xmlns:mc="http://schemas.openxmlformats.org/markup-compatibility/2006" xmlns:r="http://schemas.openxmlformats.org/officeDocument/2006/relationships" xmlns:w="http://schemas.openxmlformats.org/wordprocessingml/2006/main" xmlns:w14="http://schemas.microsoft.com/office/word/2010/wordml" xmlns:w15="http://schemas.microsoft.com/office/word/2012/wordml" xmlns:w16cex="http://schemas.microsoft.com/office/word/2018/wordml/cex" xmlns:w16cid="http://schemas.microsoft.com/office/word/2016/wordml/cid" xmlns:w16="http://schemas.microsoft.com/office/word/2018/wordml" xmlns:w16du="http://schemas.microsoft.com/office/word/2023/wordml/word16du" xmlns:w16sdtdh="http://schemas.microsoft.com/office/word/2020/wordml/sdtdatahash" xmlns:w16sdtfl="http://schemas.microsoft.com/office/word/2024/wordml/sdtformatlock" xmlns:w16se="http://schemas.microsoft.com/office/word/2015/wordml/symex" mc:Ignorable="w14 w15 w16se w16cid w16 w16cex w16sdtdh w16sdtfl w16du">
   <w:docDefaults>
     <w:rPrDefault>
       <w:rPr>
@@ -1395,7 +1446,7 @@
       </w:pPr>
     </w:pPrDefault>
   </w:docDefaults>
-  <w:latentStyles w:defLockedState="0" w:defUIPriority="99" w:defSemiHidden="0" w:defUnhideWhenUsed="0" w:defQFormat="0" w:count="371">
+  <w:latentStyles w:defLockedState="0" w:defUIPriority="99" w:defSemiHidden="0" w:defUnhideWhenUsed="0" w:defQFormat="0" w:count="376">
     <w:lsdException w:name="Normal" w:uiPriority="0" w:qFormat="1"/>
     <w:lsdException w:name="heading 1" w:uiPriority="9" w:qFormat="1"/>
     <w:lsdException w:name="heading 2" w:semiHidden="1" w:uiPriority="9" w:unhideWhenUsed="1" w:qFormat="1"/>
@@ -1767,6 +1818,11 @@
     <w:lsdException w:name="List Table 5 Dark Accent 6" w:uiPriority="50"/>
     <w:lsdException w:name="List Table 6 Colorful Accent 6" w:uiPriority="51"/>
     <w:lsdException w:name="List Table 7 Colorful Accent 6" w:uiPriority="52"/>
+    <w:lsdException w:name="Mention" w:semiHidden="1" w:unhideWhenUsed="1"/>
+    <w:lsdException w:name="Smart Hyperlink" w:semiHidden="1" w:unhideWhenUsed="1"/>
+    <w:lsdException w:name="Hashtag" w:semiHidden="1" w:unhideWhenUsed="1"/>
+    <w:lsdException w:name="Unresolved Mention" w:semiHidden="1" w:unhideWhenUsed="1"/>
+    <w:lsdException w:name="Smart Link" w:semiHidden="1" w:unhideWhenUsed="1"/>
   </w:latentStyles>
   <w:style w:type="paragraph" w:default="1" w:styleId="Normal">
     <w:name w:val="Normal"/>
@@ -2009,7 +2065,7 @@
       <w:lang w:eastAsia="ja-JP"/>
     </w:rPr>
   </w:style>
-  <w:style w:type="character" w:styleId="Textoennegrita">
+  <w:style w:type="character" w:styleId="Fuerte">
     <w:name w:val="Strong"/>
     <w:basedOn w:val="Fuentedeprrafopredeter"/>
     <w:uiPriority w:val="22"/>
@@ -2024,7 +2080,7 @@
 </file>
 
 <file path=word/glossary/document.xml><?xml version="1.0" encoding="utf-8"?>
-<w:glossaryDocument xmlns:wpc="http://schemas.microsoft.com/office/word/2010/wordprocessingCanvas" xmlns:cx="http://schemas.microsoft.com/office/drawing/2014/chartex" xmlns:mc="http://schemas.openxmlformats.org/markup-compatibility/2006" xmlns:o="urn:schemas-microsoft-com:office:office" xmlns:r="http://schemas.openxmlformats.org/officeDocument/2006/relationships" xmlns:m="http://schemas.openxmlformats.org/officeDocument/2006/math" xmlns:v="urn:schemas-microsoft-com:vml" xmlns:wp14="http://schemas.microsoft.com/office/word/2010/wordprocessingDrawing" xmlns:wp="http://schemas.openxmlformats.org/drawingml/2006/wordprocessingDrawing" xmlns:w10="urn:schemas-microsoft-com:office:word" xmlns:w="http://schemas.openxmlformats.org/wordprocessingml/2006/main" xmlns:w14="http://schemas.microsoft.com/office/word/2010/wordml" xmlns:w15="http://schemas.microsoft.com/office/word/2012/wordml" xmlns:w16se="http://schemas.microsoft.com/office/word/2015/wordml/symex" xmlns:wpg="http://schemas.microsoft.com/office/word/2010/wordprocessingGroup" xmlns:wpi="http://schemas.microsoft.com/office/word/2010/wordprocessingInk" xmlns:wne="http://schemas.microsoft.com/office/word/2006/wordml" xmlns:wps="http://schemas.microsoft.com/office/word/2010/wordprocessingShape" mc:Ignorable="w14 w15 w16se wp14">
+<w:glossaryDocument xmlns:wpc="http://schemas.microsoft.com/office/word/2010/wordprocessingCanvas" xmlns:cx="http://schemas.microsoft.com/office/drawing/2014/chartex" xmlns:cx1="http://schemas.microsoft.com/office/drawing/2015/9/8/chartex" xmlns:cx2="http://schemas.microsoft.com/office/drawing/2015/10/21/chartex" xmlns:cx3="http://schemas.microsoft.com/office/drawing/2016/5/9/chartex" xmlns:cx4="http://schemas.microsoft.com/office/drawing/2016/5/10/chartex" xmlns:cx5="http://schemas.microsoft.com/office/drawing/2016/5/11/chartex" xmlns:cx6="http://schemas.microsoft.com/office/drawing/2016/5/12/chartex" xmlns:cx7="http://schemas.microsoft.com/office/drawing/2016/5/13/chartex" xmlns:cx8="http://schemas.microsoft.com/office/drawing/2016/5/14/chartex" xmlns:mc="http://schemas.openxmlformats.org/markup-compatibility/2006" xmlns:aink="http://schemas.microsoft.com/office/drawing/2016/ink" xmlns:am3d="http://schemas.microsoft.com/office/drawing/2017/model3d" xmlns:o="urn:schemas-microsoft-com:office:office" xmlns:oel="http://schemas.microsoft.com/office/2019/extlst" xmlns:r="http://schemas.openxmlformats.org/officeDocument/2006/relationships" xmlns:m="http://schemas.openxmlformats.org/officeDocument/2006/math" xmlns:v="urn:schemas-microsoft-com:vml" xmlns:wp14="http://schemas.microsoft.com/office/word/2010/wordprocessingDrawing" xmlns:wp="http://schemas.openxmlformats.org/drawingml/2006/wordprocessingDrawing" xmlns:w10="urn:schemas-microsoft-com:office:word" xmlns:w="http://schemas.openxmlformats.org/wordprocessingml/2006/main" xmlns:w14="http://schemas.microsoft.com/office/word/2010/wordml" xmlns:w15="http://schemas.microsoft.com/office/word/2012/wordml" xmlns:w16cex="http://schemas.microsoft.com/office/word/2018/wordml/cex" xmlns:w16cid="http://schemas.microsoft.com/office/word/2016/wordml/cid" xmlns:w16="http://schemas.microsoft.com/office/word/2018/wordml" xmlns:w16du="http://schemas.microsoft.com/office/word/2023/wordml/word16du" xmlns:w16sdtdh="http://schemas.microsoft.com/office/word/2020/wordml/sdtdatahash" xmlns:w16sdtfl="http://schemas.microsoft.com/office/word/2024/wordml/sdtformatlock" xmlns:w16se="http://schemas.microsoft.com/office/word/2015/wordml/symex" xmlns:wpg="http://schemas.microsoft.com/office/word/2010/wordprocessingGroup" xmlns:wpi="http://schemas.microsoft.com/office/word/2010/wordprocessingInk" xmlns:wne="http://schemas.microsoft.com/office/word/2006/wordml" xmlns:wps="http://schemas.microsoft.com/office/word/2010/wordprocessingShape" mc:Ignorable="w14 w15 w16se w16cid w16 w16cex w16sdtdh w16sdtfl w16du wp14">
   <w:docParts>
     <w:docPart>
       <w:docPartPr>
@@ -2093,7 +2149,7 @@
 </file>
 
 <file path=word/glossary/fontTable.xml><?xml version="1.0" encoding="utf-8"?>
-<w:fonts xmlns:mc="http://schemas.openxmlformats.org/markup-compatibility/2006" xmlns:r="http://schemas.openxmlformats.org/officeDocument/2006/relationships" xmlns:w="http://schemas.openxmlformats.org/wordprocessingml/2006/main" xmlns:w14="http://schemas.microsoft.com/office/word/2010/wordml" xmlns:w15="http://schemas.microsoft.com/office/word/2012/wordml" xmlns:w16se="http://schemas.microsoft.com/office/word/2015/wordml/symex" mc:Ignorable="w14 w15 w16se">
+<w:fonts xmlns:mc="http://schemas.openxmlformats.org/markup-compatibility/2006" xmlns:r="http://schemas.openxmlformats.org/officeDocument/2006/relationships" xmlns:w="http://schemas.openxmlformats.org/wordprocessingml/2006/main" xmlns:w14="http://schemas.microsoft.com/office/word/2010/wordml" xmlns:w15="http://schemas.microsoft.com/office/word/2012/wordml" xmlns:w16cex="http://schemas.microsoft.com/office/word/2018/wordml/cex" xmlns:w16cid="http://schemas.microsoft.com/office/word/2016/wordml/cid" xmlns:w16="http://schemas.microsoft.com/office/word/2018/wordml" xmlns:w16du="http://schemas.microsoft.com/office/word/2023/wordml/word16du" xmlns:w16sdtdh="http://schemas.microsoft.com/office/word/2020/wordml/sdtdatahash" xmlns:w16sdtfl="http://schemas.microsoft.com/office/word/2024/wordml/sdtformatlock" xmlns:w16se="http://schemas.microsoft.com/office/word/2015/wordml/symex" mc:Ignorable="w14 w15 w16se w16cid w16 w16cex w16sdtdh w16sdtfl w16du">
   <w:font w:name="Symbol">
     <w:panose1 w:val="05050102010706020507"/>
     <w:charset w:val="02"/>
@@ -2106,7 +2162,7 @@
     <w:charset w:val="00"/>
     <w:family w:val="roman"/>
     <w:pitch w:val="variable"/>
-    <w:sig w:usb0="E0002AFF" w:usb1="C0007843" w:usb2="00000009" w:usb3="00000000" w:csb0="000001FF" w:csb1="00000000"/>
+    <w:sig w:usb0="E0002EFF" w:usb1="C000785B" w:usb2="00000009" w:usb3="00000000" w:csb0="000001FF" w:csb1="00000000"/>
   </w:font>
   <w:font w:name="Courier New">
     <w:panose1 w:val="02070309020205020404"/>
@@ -2127,14 +2183,14 @@
     <w:charset w:val="00"/>
     <w:family w:val="swiss"/>
     <w:pitch w:val="variable"/>
-    <w:sig w:usb0="E0002AFF" w:usb1="4000ACFF" w:usb2="00000001" w:usb3="00000000" w:csb0="000001FF" w:csb1="00000000"/>
+    <w:sig w:usb0="E4002EFF" w:usb1="C000247B" w:usb2="00000009" w:usb3="00000000" w:csb0="000001FF" w:csb1="00000000"/>
   </w:font>
   <w:font w:name="Calibri Light">
     <w:panose1 w:val="020F0302020204030204"/>
     <w:charset w:val="00"/>
     <w:family w:val="swiss"/>
     <w:pitch w:val="variable"/>
-    <w:sig w:usb0="A0002AEF" w:usb1="4000207B" w:usb2="00000000" w:usb3="00000000" w:csb0="000001FF" w:csb1="00000000"/>
+    <w:sig w:usb0="E4002EFF" w:usb1="C000247B" w:usb2="00000009" w:usb3="00000000" w:csb0="000001FF" w:csb1="00000000"/>
   </w:font>
   <w:font w:name="Yu Gothic Light">
     <w:altName w:val="游ゴシック Light"/>
@@ -2159,8 +2215,6 @@
     <w:sig w:usb0="E00006FF" w:usb1="420024FF" w:usb2="02000000" w:usb3="00000000" w:csb0="0000019F" w:csb1="00000000"/>
   </w:font>
   <w:font w:name="Yu Mincho">
-    <w:altName w:val="游明朝"/>
-    <w:panose1 w:val="02020400000000000000"/>
     <w:charset w:val="80"/>
     <w:family w:val="roman"/>
     <w:pitch w:val="variable"/>
@@ -2170,7 +2224,7 @@
 </file>
 
 <file path=word/glossary/settings.xml><?xml version="1.0" encoding="utf-8"?>
-<w:settings xmlns:mc="http://schemas.openxmlformats.org/markup-compatibility/2006" xmlns:o="urn:schemas-microsoft-com:office:office" xmlns:r="http://schemas.openxmlformats.org/officeDocument/2006/relationships" xmlns:m="http://schemas.openxmlformats.org/officeDocument/2006/math" xmlns:v="urn:schemas-microsoft-com:vml" xmlns:w10="urn:schemas-microsoft-com:office:word" xmlns:w="http://schemas.openxmlformats.org/wordprocessingml/2006/main" xmlns:w14="http://schemas.microsoft.com/office/word/2010/wordml" xmlns:w15="http://schemas.microsoft.com/office/word/2012/wordml" xmlns:w16se="http://schemas.microsoft.com/office/word/2015/wordml/symex" xmlns:sl="http://schemas.openxmlformats.org/schemaLibrary/2006/main" mc:Ignorable="w14 w15 w16se">
+<w:settings xmlns:mc="http://schemas.openxmlformats.org/markup-compatibility/2006" xmlns:o="urn:schemas-microsoft-com:office:office" xmlns:r="http://schemas.openxmlformats.org/officeDocument/2006/relationships" xmlns:m="http://schemas.openxmlformats.org/officeDocument/2006/math" xmlns:v="urn:schemas-microsoft-com:vml" xmlns:w10="urn:schemas-microsoft-com:office:word" xmlns:w="http://schemas.openxmlformats.org/wordprocessingml/2006/main" xmlns:w14="http://schemas.microsoft.com/office/word/2010/wordml" xmlns:w15="http://schemas.microsoft.com/office/word/2012/wordml" xmlns:w16cex="http://schemas.microsoft.com/office/word/2018/wordml/cex" xmlns:w16cid="http://schemas.microsoft.com/office/word/2016/wordml/cid" xmlns:w16="http://schemas.microsoft.com/office/word/2018/wordml" xmlns:w16du="http://schemas.microsoft.com/office/word/2023/wordml/word16du" xmlns:w16sdtdh="http://schemas.microsoft.com/office/word/2020/wordml/sdtdatahash" xmlns:w16sdtfl="http://schemas.microsoft.com/office/word/2024/wordml/sdtformatlock" xmlns:w16se="http://schemas.microsoft.com/office/word/2015/wordml/symex" xmlns:sl="http://schemas.openxmlformats.org/schemaLibrary/2006/main" mc:Ignorable="w14 w15 w16se w16cid w16 w16cex w16sdtdh w16sdtfl w16du">
   <w:view w:val="normal"/>
   <w:defaultTabStop w:val="708"/>
   <w:hyphenationZone w:val="425"/>
@@ -2182,6 +2236,7 @@
     <w:compatSetting w:name="enableOpenTypeFeatures" w:uri="http://schemas.microsoft.com/office/word" w:val="1"/>
     <w:compatSetting w:name="doNotFlipMirrorIndents" w:uri="http://schemas.microsoft.com/office/word" w:val="1"/>
     <w:compatSetting w:name="differentiateMultirowTableHeaders" w:uri="http://schemas.microsoft.com/office/word" w:val="1"/>
+    <w:compatSetting w:name="useWord2013TrackBottomHyphenation" w:uri="http://schemas.microsoft.com/office/word" w:val="1"/>
   </w:compat>
   <w:rsids>
     <w:rsidRoot w:val="0028048A"/>
@@ -2189,7 +2244,9 @@
     <w:rsid w:val="0028048A"/>
     <w:rsid w:val="002C5C2B"/>
     <w:rsid w:val="005D4E07"/>
+    <w:rsid w:val="006C060E"/>
     <w:rsid w:val="00A50BA5"/>
+    <w:rsid w:val="00F03920"/>
   </w:rsids>
   <m:mathPr>
     <m:mathFont m:val="Cambria Math"/>
@@ -2213,7 +2270,7 @@
 </file>
 
 <file path=word/glossary/styles.xml><?xml version="1.0" encoding="utf-8"?>
-<w:styles xmlns:mc="http://schemas.openxmlformats.org/markup-compatibility/2006" xmlns:r="http://schemas.openxmlformats.org/officeDocument/2006/relationships" xmlns:w="http://schemas.openxmlformats.org/wordprocessingml/2006/main" xmlns:w14="http://schemas.microsoft.com/office/word/2010/wordml" xmlns:w15="http://schemas.microsoft.com/office/word/2012/wordml" xmlns:w16se="http://schemas.microsoft.com/office/word/2015/wordml/symex" mc:Ignorable="w14 w15 w16se">
+<w:styles xmlns:mc="http://schemas.openxmlformats.org/markup-compatibility/2006" xmlns:r="http://schemas.openxmlformats.org/officeDocument/2006/relationships" xmlns:w="http://schemas.openxmlformats.org/wordprocessingml/2006/main" xmlns:w14="http://schemas.microsoft.com/office/word/2010/wordml" xmlns:w15="http://schemas.microsoft.com/office/word/2012/wordml" xmlns:w16cex="http://schemas.microsoft.com/office/word/2018/wordml/cex" xmlns:w16cid="http://schemas.microsoft.com/office/word/2016/wordml/cid" xmlns:w16="http://schemas.microsoft.com/office/word/2018/wordml" xmlns:w16du="http://schemas.microsoft.com/office/word/2023/wordml/word16du" xmlns:w16sdtdh="http://schemas.microsoft.com/office/word/2020/wordml/sdtdatahash" xmlns:w16sdtfl="http://schemas.microsoft.com/office/word/2024/wordml/sdtformatlock" xmlns:w16se="http://schemas.microsoft.com/office/word/2015/wordml/symex" mc:Ignorable="w14 w15 w16se w16cid w16 w16cex w16sdtdh w16sdtfl w16du">
   <w:docDefaults>
     <w:rPrDefault>
       <w:rPr>
@@ -2229,7 +2286,7 @@
       </w:pPr>
     </w:pPrDefault>
   </w:docDefaults>
-  <w:latentStyles w:defLockedState="0" w:defUIPriority="99" w:defSemiHidden="0" w:defUnhideWhenUsed="0" w:defQFormat="0" w:count="371">
+  <w:latentStyles w:defLockedState="0" w:defUIPriority="99" w:defSemiHidden="0" w:defUnhideWhenUsed="0" w:defQFormat="0" w:count="376">
     <w:lsdException w:name="Normal" w:uiPriority="0" w:qFormat="1"/>
     <w:lsdException w:name="heading 1" w:uiPriority="9" w:qFormat="1"/>
     <w:lsdException w:name="heading 2" w:semiHidden="1" w:uiPriority="9" w:unhideWhenUsed="1" w:qFormat="1"/>
@@ -2601,6 +2658,11 @@
     <w:lsdException w:name="List Table 5 Dark Accent 6" w:uiPriority="50"/>
     <w:lsdException w:name="List Table 6 Colorful Accent 6" w:uiPriority="51"/>
     <w:lsdException w:name="List Table 7 Colorful Accent 6" w:uiPriority="52"/>
+    <w:lsdException w:name="Mention" w:semiHidden="1" w:unhideWhenUsed="1"/>
+    <w:lsdException w:name="Smart Hyperlink" w:semiHidden="1" w:unhideWhenUsed="1"/>
+    <w:lsdException w:name="Hashtag" w:semiHidden="1" w:unhideWhenUsed="1"/>
+    <w:lsdException w:name="Unresolved Mention" w:semiHidden="1" w:unhideWhenUsed="1"/>
+    <w:lsdException w:name="Smart Link" w:semiHidden="1" w:unhideWhenUsed="1"/>
   </w:latentStyles>
   <w:style w:type="paragraph" w:default="1" w:styleId="Normal">
     <w:name w:val="Normal"/>
@@ -2637,10 +2699,6 @@
     <w:name w:val="D7393766BEE948B3915929162A56E1F0"/>
     <w:rsid w:val="0028048A"/>
   </w:style>
-  <w:style w:type="paragraph" w:customStyle="1" w:styleId="D39EDEA03260431C99258A8EDFF62483">
-    <w:name w:val="D39EDEA03260431C99258A8EDFF62483"/>
-    <w:rsid w:val="0028048A"/>
-  </w:style>
   <w:style w:type="paragraph" w:customStyle="1" w:styleId="A3FDD84979234068BDB37F12B394A622">
     <w:name w:val="A3FDD84979234068BDB37F12B394A622"/>
     <w:rsid w:val="005D4E07"/>
@@ -2652,7 +2710,7 @@
 </file>
 
 <file path=word/glossary/webSettings.xml><?xml version="1.0" encoding="utf-8"?>
-<w:webSettings xmlns:mc="http://schemas.openxmlformats.org/markup-compatibility/2006" xmlns:r="http://schemas.openxmlformats.org/officeDocument/2006/relationships" xmlns:w="http://schemas.openxmlformats.org/wordprocessingml/2006/main" xmlns:w14="http://schemas.microsoft.com/office/word/2010/wordml" xmlns:w15="http://schemas.microsoft.com/office/word/2012/wordml" xmlns:w16se="http://schemas.microsoft.com/office/word/2015/wordml/symex" mc:Ignorable="w14 w15 w16se">
+<w:webSettings xmlns:mc="http://schemas.openxmlformats.org/markup-compatibility/2006" xmlns:r="http://schemas.openxmlformats.org/officeDocument/2006/relationships" xmlns:w="http://schemas.openxmlformats.org/wordprocessingml/2006/main" xmlns:w14="http://schemas.microsoft.com/office/word/2010/wordml" xmlns:w15="http://schemas.microsoft.com/office/word/2012/wordml" xmlns:w16cex="http://schemas.microsoft.com/office/word/2018/wordml/cex" xmlns:w16cid="http://schemas.microsoft.com/office/word/2016/wordml/cid" xmlns:w16="http://schemas.microsoft.com/office/word/2018/wordml" xmlns:w16du="http://schemas.microsoft.com/office/word/2023/wordml/word16du" xmlns:w16sdtdh="http://schemas.microsoft.com/office/word/2020/wordml/sdtdatahash" xmlns:w16sdtfl="http://schemas.microsoft.com/office/word/2024/wordml/sdtformatlock" xmlns:w16se="http://schemas.microsoft.com/office/word/2015/wordml/symex" mc:Ignorable="w14 w15 w16se w16cid w16 w16cex w16sdtdh w16sdtfl w16du">
   <w:optimizeForBrowser/>
   <w:allowPNG/>
 </w:webSettings>
